--- a/프로그램 자료/intern-documents/docs_output/samples/w2d1/word/윤서연/deep_dive_w2d1.docx
+++ b/프로그램 자료/intern-documents/docs_output/samples/w2d1/word/윤서연/deep_dive_w2d1.docx
@@ -4,38 +4,99 @@
   <w:body>
     <w:p>
       <w:pPr>
-        <w:pStyle w:val="Heading1"/>
-        <w:spacing w:after="120" w:before="240"/>
+        <w:pBdr>
+          <w:bottom w:val="single" w:color="2E75B6" w:sz="6" w:space="1"/>
+        </w:pBdr>
+        <w:spacing w:after="160" w:before="0"/>
       </w:pPr>
       <w:r>
         <w:rPr>
           <w:rFonts w:ascii="Arial" w:cs="Arial" w:eastAsia="Arial" w:hAnsi="Arial"/>
           <w:b/>
           <w:bCs/>
-          <w:color w:val="2E74B5"/>
+          <w:color w:val="1F3864"/>
           <w:sz w:val="32"/>
           <w:szCs w:val="32"/>
         </w:rPr>
-        <w:t xml:space="preserve">AI 트렌드 심화 리서치 — 딥다이브 노트 (W2D1)</w:t>
-      </w:r>
-    </w:p>
-    <w:p>
-      <w:pPr>
-        <w:spacing w:after="60"/>
+        <w:t xml:space="preserve">AI 트렌드 심화 — 프론트엔드·UX 딥다이브 노트 | 윤서연 | 2026-04-20 (W2D1)</w:t>
+      </w:r>
+    </w:p>
+    <w:p>
+      <w:pPr>
+        <w:spacing w:after="40" w:before="40"/>
+      </w:pPr>
+      <w:r>
+        <w:t xml:space="preserve"/>
+      </w:r>
+    </w:p>
+    <w:p>
+      <w:pPr>
+        <w:spacing w:after="60" w:before="60"/>
+      </w:pPr>
+      <w:r>
+        <w:rPr>
+          <w:rFonts w:ascii="Arial" w:cs="Arial" w:eastAsia="Arial" w:hAnsi="Arial"/>
+          <w:b w:val="false"/>
+          <w:bCs w:val="false"/>
+          <w:i/>
+          <w:iCs/>
+          <w:color w:val="555555"/>
+          <w:sz w:val="20"/>
+          <w:szCs w:val="20"/>
+        </w:rPr>
+        <w:t xml:space="preserve">작성자: 윤서연  |  역할: 프론트엔드·AI 통합  |  일정: AI 트렌드 심화 리서치 &amp; 툴 실습</w:t>
+      </w:r>
+    </w:p>
+    <w:p>
+      <w:pPr>
+        <w:spacing w:after="60" w:before="60"/>
+      </w:pPr>
+      <w:r>
+        <w:rPr>
+          <w:rFonts w:ascii="Arial" w:cs="Arial" w:eastAsia="Arial" w:hAnsi="Arial"/>
+          <w:b w:val="false"/>
+          <w:bCs w:val="false"/>
+          <w:i/>
+          <w:iCs/>
+          <w:color w:val="777777"/>
+          <w:sz w:val="20"/>
+          <w:szCs w:val="20"/>
+        </w:rPr>
+        <w:t xml:space="preserve">사용자 경험(UX)과 AI 기능을 프론트엔드 컴포넌트 레벨에서 분석합니다.</w:t>
+      </w:r>
+    </w:p>
+    <w:p>
+      <w:pPr>
+        <w:spacing w:after="40" w:before="40"/>
+      </w:pPr>
+      <w:r>
+        <w:t xml:space="preserve"/>
+      </w:r>
+    </w:p>
+    <w:p>
+      <w:pPr>
+        <w:pStyle w:val="Heading1"/>
+        <w:pBdr>
+          <w:bottom w:val="single" w:color="2E75B6" w:sz="4" w:space="1"/>
+        </w:pBdr>
+        <w:spacing w:after="120" w:before="280"/>
       </w:pPr>
       <w:r>
         <w:rPr>
           <w:rFonts w:ascii="Arial" w:cs="Arial" w:eastAsia="Arial" w:hAnsi="Arial"/>
           <w:b/>
           <w:bCs/>
-          <w:i w:val="false"/>
-          <w:iCs w:val="false"/>
-          <w:color w:val="000000"/>
-          <w:sz w:val="22"/>
-          <w:szCs w:val="22"/>
-        </w:rPr>
-        <w:t xml:space="preserve">작성일: </w:t>
-      </w:r>
+          <w:color w:val="1F3864"/>
+          <w:sz w:val="28"/>
+          <w:szCs w:val="28"/>
+        </w:rPr>
+        <w:t xml:space="preserve">1. 오늘의 리서치 목표</w:t>
+      </w:r>
+    </w:p>
+    <w:p>
+      <w:pPr>
+        <w:spacing w:after="60" w:before="60"/>
+      </w:pPr>
       <w:r>
         <w:rPr>
           <w:rFonts w:ascii="Arial" w:cs="Arial" w:eastAsia="Arial" w:hAnsi="Arial"/>
@@ -44,139 +105,43 @@
           <w:i w:val="false"/>
           <w:iCs w:val="false"/>
           <w:color w:val="000000"/>
-          <w:sz w:val="22"/>
-          <w:szCs w:val="22"/>
-        </w:rPr>
-        <w:t xml:space="preserve">2026-04-20 (월)</w:t>
-      </w:r>
-    </w:p>
-    <w:p>
-      <w:pPr>
-        <w:spacing w:after="60"/>
+          <w:sz w:val="20"/>
+          <w:szCs w:val="20"/>
+        </w:rPr>
+        <w:t xml:space="preserve">1주차 llm_overview_w1.md를 바탕으로, '가는길지금·시도·올림에 적용할 수 있는 AI UI 패턴'을 중심으로 심화 노트를 작성합니다. 스트리밍 응답 UX, Shadcn 컴포넌트 통합 방식, 모바일 AI UX가 오늘의 핵심 분석 축입니다.</w:t>
+      </w:r>
+    </w:p>
+    <w:p>
+      <w:pPr>
+        <w:spacing w:after="40" w:before="40"/>
+      </w:pPr>
+      <w:r>
+        <w:t xml:space="preserve"/>
+      </w:r>
+    </w:p>
+    <w:p>
+      <w:pPr>
+        <w:pStyle w:val="Heading1"/>
+        <w:pBdr>
+          <w:bottom w:val="single" w:color="2E75B6" w:sz="4" w:space="1"/>
+        </w:pBdr>
+        <w:spacing w:after="120" w:before="280"/>
       </w:pPr>
       <w:r>
         <w:rPr>
           <w:rFonts w:ascii="Arial" w:cs="Arial" w:eastAsia="Arial" w:hAnsi="Arial"/>
           <w:b/>
           <w:bCs/>
-          <w:i w:val="false"/>
-          <w:iCs w:val="false"/>
-          <w:color w:val="000000"/>
-          <w:sz w:val="22"/>
-          <w:szCs w:val="22"/>
-        </w:rPr>
-        <w:t xml:space="preserve">인턴: </w:t>
-      </w:r>
-      <w:r>
-        <w:rPr>
-          <w:rFonts w:ascii="Arial" w:cs="Arial" w:eastAsia="Arial" w:hAnsi="Arial"/>
-          <w:b w:val="false"/>
-          <w:bCs w:val="false"/>
-          <w:i/>
-          <w:iCs/>
-          <w:color w:val="000000"/>
-          <w:sz w:val="22"/>
-          <w:szCs w:val="22"/>
-        </w:rPr>
-        <w:t xml:space="preserve">윤서연</w:t>
-      </w:r>
-    </w:p>
-    <w:p>
-      <w:pPr>
-        <w:spacing w:after="60"/>
-      </w:pPr>
-      <w:r>
-        <w:rPr>
-          <w:rFonts w:ascii="Arial" w:cs="Arial" w:eastAsia="Arial" w:hAnsi="Arial"/>
-          <w:b/>
-          <w:bCs/>
-          <w:i w:val="false"/>
-          <w:iCs w:val="false"/>
-          <w:color w:val="000000"/>
-          <w:sz w:val="22"/>
-          <w:szCs w:val="22"/>
-        </w:rPr>
-        <w:t xml:space="preserve">일정: </w:t>
-      </w:r>
-      <w:r>
-        <w:rPr>
-          <w:rFonts w:ascii="Arial" w:cs="Arial" w:eastAsia="Arial" w:hAnsi="Arial"/>
-          <w:b w:val="false"/>
-          <w:bCs w:val="false"/>
-          <w:i w:val="false"/>
-          <w:iCs w:val="false"/>
-          <w:color w:val="000000"/>
-          <w:sz w:val="22"/>
-          <w:szCs w:val="22"/>
-        </w:rPr>
-        <w:t xml:space="preserve">AI 트렌드 심화 리서치 &amp; 툴 실습</w:t>
-      </w:r>
-    </w:p>
-    <w:p>
-      <w:pPr>
-        <w:spacing w:after="100"/>
-      </w:pPr>
-    </w:p>
-    <w:p>
-      <w:pPr>
-        <w:pStyle w:val="Heading2"/>
-        <w:spacing w:after="80" w:before="180"/>
-      </w:pPr>
-      <w:r>
-        <w:rPr>
-          <w:rFonts w:ascii="Arial" w:cs="Arial" w:eastAsia="Arial" w:hAnsi="Arial"/>
-          <w:b/>
-          <w:bCs/>
-          <w:color w:val="2E74B5"/>
-          <w:sz w:val="26"/>
-          <w:szCs w:val="26"/>
-        </w:rPr>
-        <w:t xml:space="preserve">1. 오늘의 리서치 목표</w:t>
-      </w:r>
-    </w:p>
-    <w:p>
-      <w:pPr>
-        <w:spacing w:after="60"/>
-      </w:pPr>
-      <w:r>
-        <w:rPr>
-          <w:rFonts w:ascii="Arial" w:cs="Arial" w:eastAsia="Arial" w:hAnsi="Arial"/>
-          <w:b w:val="false"/>
-          <w:bCs w:val="false"/>
-          <w:i w:val="false"/>
-          <w:iCs w:val="false"/>
-          <w:color w:val="000000"/>
-          <w:sz w:val="22"/>
-          <w:szCs w:val="22"/>
-        </w:rPr>
-        <w:t xml:space="preserve">1주차에 만든 LLM 개요 표(llm_overview_w1.md)를 바탕으로, 공공·행정 맥락에서 가장 관련 깊은 AI 트렌드 5개를 선정해 심화 노트를 작성합니다.</w:t>
-      </w:r>
-    </w:p>
-    <w:p>
-      <w:pPr>
-        <w:spacing w:after="100"/>
-      </w:pPr>
-    </w:p>
-    <w:p>
-      <w:pPr>
-        <w:pStyle w:val="Heading2"/>
-        <w:spacing w:after="80" w:before="180"/>
-      </w:pPr>
-      <w:r>
-        <w:rPr>
-          <w:rFonts w:ascii="Arial" w:cs="Arial" w:eastAsia="Arial" w:hAnsi="Arial"/>
-          <w:b/>
-          <w:bCs/>
-          <w:color w:val="2E74B5"/>
-          <w:sz w:val="26"/>
-          <w:szCs w:val="26"/>
+          <w:color w:val="1F3864"/>
+          <w:sz w:val="28"/>
+          <w:szCs w:val="28"/>
         </w:rPr>
         <w:t xml:space="preserve">2. 심화 키워드 5개 (오늘 확정)</w:t>
       </w:r>
     </w:p>
     <w:tbl>
       <w:tblPr>
-        <w:tblW w:type="dxa" w:w="9638"/>
+        <w:tblW w:type="dxa" w:w="9360"/>
         <w:tblBorders>
           <w:top w:val="single" w:color="auto" w:sz="4"/>
           <w:left w:val="single" w:color="auto" w:sz="4"/>
@@ -187,43 +152,39 @@
         </w:tblBorders>
       </w:tblPr>
       <w:tblGrid>
-        <w:gridCol w:w="482"/>
-        <w:gridCol w:w="2891"/>
-        <w:gridCol w:w="6265"/>
+        <w:gridCol w:w="480"/>
+        <w:gridCol w:w="2160"/>
+        <w:gridCol w:w="3000"/>
+        <w:gridCol w:w="3720"/>
       </w:tblGrid>
       <w:tr>
-        <w:trPr>
-          <w:tblHeader/>
-        </w:trPr>
         <w:tc>
           <w:tcPr>
-            <w:tcW w:type="dxa" w:w="482"/>
+            <w:tcW w:type="dxa" w:w="480"/>
             <w:tcBorders>
               <w:top w:val="single" w:color="CCCCCC" w:sz="1"/>
               <w:left w:val="single" w:color="CCCCCC" w:sz="1"/>
               <w:bottom w:val="single" w:color="CCCCCC" w:sz="1"/>
               <w:right w:val="single" w:color="CCCCCC" w:sz="1"/>
             </w:tcBorders>
-            <w:shd w:fill="D5E8F0" w:val="clear"/>
+            <w:shd w:fill="1F3864" w:val="clear"/>
             <w:tcMar>
               <w:top w:type="dxa" w:w="80"/>
               <w:left w:type="dxa" w:w="120"/>
               <w:bottom w:type="dxa" w:w="80"/>
               <w:right w:type="dxa" w:w="120"/>
             </w:tcMar>
+            <w:vAlign w:val="center"/>
           </w:tcPr>
           <w:p>
             <w:pPr>
-              <w:spacing w:after="60"/>
+              <w:jc w:val="center"/>
             </w:pPr>
             <w:r>
               <w:rPr>
                 <w:rFonts w:ascii="Arial" w:cs="Arial" w:eastAsia="Arial" w:hAnsi="Arial"/>
                 <w:b/>
                 <w:bCs/>
-                <w:i w:val="false"/>
-                <w:iCs w:val="false"/>
-                <w:color w:val="000000"/>
                 <w:sz w:val="20"/>
                 <w:szCs w:val="20"/>
               </w:rPr>
@@ -233,33 +194,31 @@
         </w:tc>
         <w:tc>
           <w:tcPr>
-            <w:tcW w:type="dxa" w:w="2891"/>
+            <w:tcW w:type="dxa" w:w="2160"/>
             <w:tcBorders>
               <w:top w:val="single" w:color="CCCCCC" w:sz="1"/>
               <w:left w:val="single" w:color="CCCCCC" w:sz="1"/>
               <w:bottom w:val="single" w:color="CCCCCC" w:sz="1"/>
               <w:right w:val="single" w:color="CCCCCC" w:sz="1"/>
             </w:tcBorders>
-            <w:shd w:fill="D5E8F0" w:val="clear"/>
+            <w:shd w:fill="1F3864" w:val="clear"/>
             <w:tcMar>
               <w:top w:type="dxa" w:w="80"/>
               <w:left w:type="dxa" w:w="120"/>
               <w:bottom w:type="dxa" w:w="80"/>
               <w:right w:type="dxa" w:w="120"/>
             </w:tcMar>
+            <w:vAlign w:val="center"/>
           </w:tcPr>
           <w:p>
             <w:pPr>
-              <w:spacing w:after="60"/>
+              <w:jc w:val="center"/>
             </w:pPr>
             <w:r>
               <w:rPr>
                 <w:rFonts w:ascii="Arial" w:cs="Arial" w:eastAsia="Arial" w:hAnsi="Arial"/>
                 <w:b/>
                 <w:bCs/>
-                <w:i w:val="false"/>
-                <w:iCs w:val="false"/>
-                <w:color w:val="000000"/>
                 <w:sz w:val="20"/>
                 <w:szCs w:val="20"/>
               </w:rPr>
@@ -269,37 +228,69 @@
         </w:tc>
         <w:tc>
           <w:tcPr>
-            <w:tcW w:type="dxa" w:w="6265"/>
+            <w:tcW w:type="dxa" w:w="3000"/>
             <w:tcBorders>
               <w:top w:val="single" w:color="CCCCCC" w:sz="1"/>
               <w:left w:val="single" w:color="CCCCCC" w:sz="1"/>
               <w:bottom w:val="single" w:color="CCCCCC" w:sz="1"/>
               <w:right w:val="single" w:color="CCCCCC" w:sz="1"/>
             </w:tcBorders>
-            <w:shd w:fill="D5E8F0" w:val="clear"/>
+            <w:shd w:fill="1F3864" w:val="clear"/>
             <w:tcMar>
               <w:top w:type="dxa" w:w="80"/>
               <w:left w:type="dxa" w:w="120"/>
               <w:bottom w:type="dxa" w:w="80"/>
               <w:right w:type="dxa" w:w="120"/>
             </w:tcMar>
+            <w:vAlign w:val="center"/>
           </w:tcPr>
           <w:p>
             <w:pPr>
-              <w:spacing w:after="60"/>
+              <w:jc w:val="center"/>
             </w:pPr>
             <w:r>
               <w:rPr>
                 <w:rFonts w:ascii="Arial" w:cs="Arial" w:eastAsia="Arial" w:hAnsi="Arial"/>
                 <w:b/>
                 <w:bCs/>
-                <w:i w:val="false"/>
-                <w:iCs w:val="false"/>
-                <w:color w:val="000000"/>
                 <w:sz w:val="20"/>
                 <w:szCs w:val="20"/>
               </w:rPr>
-              <w:t xml:space="preserve">선택 이유</w:t>
+              <w:t xml:space="preserve">선택 이유 (UX·구현 관점)</w:t>
+            </w:r>
+          </w:p>
+        </w:tc>
+        <w:tc>
+          <w:tcPr>
+            <w:tcW w:type="dxa" w:w="3720"/>
+            <w:tcBorders>
+              <w:top w:val="single" w:color="CCCCCC" w:sz="1"/>
+              <w:left w:val="single" w:color="CCCCCC" w:sz="1"/>
+              <w:bottom w:val="single" w:color="CCCCCC" w:sz="1"/>
+              <w:right w:val="single" w:color="CCCCCC" w:sz="1"/>
+            </w:tcBorders>
+            <w:shd w:fill="1F3864" w:val="clear"/>
+            <w:tcMar>
+              <w:top w:type="dxa" w:w="80"/>
+              <w:left w:type="dxa" w:w="120"/>
+              <w:bottom w:type="dxa" w:w="80"/>
+              <w:right w:type="dxa" w:w="120"/>
+            </w:tcMar>
+            <w:vAlign w:val="center"/>
+          </w:tcPr>
+          <w:p>
+            <w:pPr>
+              <w:jc w:val="center"/>
+            </w:pPr>
+            <w:r>
+              <w:rPr>
+                <w:rFonts w:ascii="Arial" w:cs="Arial" w:eastAsia="Arial" w:hAnsi="Arial"/>
+                <w:b/>
+                <w:bCs/>
+                <w:sz w:val="20"/>
+                <w:szCs w:val="20"/>
+              </w:rPr>
+              <w:t xml:space="preserve">연결 프로젝트</w:t>
             </w:r>
           </w:p>
         </w:tc>
@@ -307,32 +298,31 @@
       <w:tr>
         <w:tc>
           <w:tcPr>
-            <w:tcW w:type="dxa" w:w="482"/>
+            <w:tcW w:type="dxa" w:w="480"/>
             <w:tcBorders>
               <w:top w:val="single" w:color="CCCCCC" w:sz="1"/>
               <w:left w:val="single" w:color="CCCCCC" w:sz="1"/>
               <w:bottom w:val="single" w:color="CCCCCC" w:sz="1"/>
               <w:right w:val="single" w:color="CCCCCC" w:sz="1"/>
             </w:tcBorders>
+            <w:shd w:fill="FFF5E6" w:val="clear"/>
             <w:tcMar>
               <w:top w:type="dxa" w:w="80"/>
               <w:left w:type="dxa" w:w="120"/>
               <w:bottom w:type="dxa" w:w="80"/>
               <w:right w:type="dxa" w:w="120"/>
             </w:tcMar>
+            <w:vAlign w:val="center"/>
           </w:tcPr>
           <w:p>
             <w:pPr>
-              <w:spacing w:after="60"/>
+              <w:jc w:val="center"/>
             </w:pPr>
             <w:r>
               <w:rPr>
                 <w:rFonts w:ascii="Arial" w:cs="Arial" w:eastAsia="Arial" w:hAnsi="Arial"/>
                 <w:b w:val="false"/>
                 <w:bCs w:val="false"/>
-                <w:i w:val="false"/>
-                <w:iCs w:val="false"/>
-                <w:color w:val="000000"/>
                 <w:sz w:val="20"/>
                 <w:szCs w:val="20"/>
               </w:rPr>
@@ -342,71 +332,103 @@
         </w:tc>
         <w:tc>
           <w:tcPr>
-            <w:tcW w:type="dxa" w:w="2891"/>
+            <w:tcW w:type="dxa" w:w="2160"/>
             <w:tcBorders>
               <w:top w:val="single" w:color="CCCCCC" w:sz="1"/>
               <w:left w:val="single" w:color="CCCCCC" w:sz="1"/>
               <w:bottom w:val="single" w:color="CCCCCC" w:sz="1"/>
               <w:right w:val="single" w:color="CCCCCC" w:sz="1"/>
             </w:tcBorders>
+            <w:shd w:fill="FFFFFF" w:val="clear"/>
             <w:tcMar>
               <w:top w:type="dxa" w:w="80"/>
               <w:left w:type="dxa" w:w="120"/>
               <w:bottom w:type="dxa" w:w="80"/>
               <w:right w:type="dxa" w:w="120"/>
             </w:tcMar>
+            <w:vAlign w:val="center"/>
           </w:tcPr>
           <w:p>
             <w:pPr>
-              <w:spacing w:after="60"/>
+              <w:jc w:val="left"/>
             </w:pPr>
             <w:r>
               <w:rPr>
                 <w:rFonts w:ascii="Arial" w:cs="Arial" w:eastAsia="Arial" w:hAnsi="Arial"/>
                 <w:b w:val="false"/>
                 <w:bCs w:val="false"/>
-                <w:i w:val="false"/>
-                <w:iCs w:val="false"/>
-                <w:color w:val="000000"/>
                 <w:sz w:val="20"/>
                 <w:szCs w:val="20"/>
               </w:rPr>
-              <w:t xml:space="preserve">RAG (Retrieval-Augmented Generation)</w:t>
+              <w:t xml:space="preserve">AI 챗봇 UI 패턴</w:t>
             </w:r>
           </w:p>
         </w:tc>
         <w:tc>
           <w:tcPr>
-            <w:tcW w:type="dxa" w:w="6265"/>
+            <w:tcW w:type="dxa" w:w="3000"/>
             <w:tcBorders>
               <w:top w:val="single" w:color="CCCCCC" w:sz="1"/>
               <w:left w:val="single" w:color="CCCCCC" w:sz="1"/>
               <w:bottom w:val="single" w:color="CCCCCC" w:sz="1"/>
               <w:right w:val="single" w:color="CCCCCC" w:sz="1"/>
             </w:tcBorders>
+            <w:shd w:fill="FFFFFF" w:val="clear"/>
             <w:tcMar>
               <w:top w:type="dxa" w:w="80"/>
               <w:left w:type="dxa" w:w="120"/>
               <w:bottom w:type="dxa" w:w="80"/>
               <w:right w:type="dxa" w:w="120"/>
             </w:tcMar>
+            <w:vAlign w:val="center"/>
           </w:tcPr>
           <w:p>
             <w:pPr>
-              <w:spacing w:after="60"/>
+              <w:jc w:val="left"/>
             </w:pPr>
             <w:r>
               <w:rPr>
                 <w:rFonts w:ascii="Arial" w:cs="Arial" w:eastAsia="Arial" w:hAnsi="Arial"/>
                 <w:b w:val="false"/>
                 <w:bCs w:val="false"/>
-                <w:i w:val="false"/>
-                <w:iCs w:val="false"/>
-                <w:color w:val="000000"/>
                 <w:sz w:val="20"/>
                 <w:szCs w:val="20"/>
               </w:rPr>
-              <w:t xml:space="preserve">내부 문서 기반 Q&amp;A → 공공기관 지식 검색 핵심 패턴</w:t>
+              <w:t xml:space="preserve">스트리밍 응답·출처 인용·오류 상태 — 사용자 신뢰도 결정 요소</w:t>
+            </w:r>
+          </w:p>
+        </w:tc>
+        <w:tc>
+          <w:tcPr>
+            <w:tcW w:type="dxa" w:w="3720"/>
+            <w:tcBorders>
+              <w:top w:val="single" w:color="CCCCCC" w:sz="1"/>
+              <w:left w:val="single" w:color="CCCCCC" w:sz="1"/>
+              <w:bottom w:val="single" w:color="CCCCCC" w:sz="1"/>
+              <w:right w:val="single" w:color="CCCCCC" w:sz="1"/>
+            </w:tcBorders>
+            <w:shd w:fill="FFFFFF" w:val="clear"/>
+            <w:tcMar>
+              <w:top w:type="dxa" w:w="80"/>
+              <w:left w:type="dxa" w:w="120"/>
+              <w:bottom w:type="dxa" w:w="80"/>
+              <w:right w:type="dxa" w:w="120"/>
+            </w:tcMar>
+            <w:vAlign w:val="center"/>
+          </w:tcPr>
+          <w:p>
+            <w:pPr>
+              <w:jc w:val="left"/>
+            </w:pPr>
+            <w:r>
+              <w:rPr>
+                <w:rFonts w:ascii="Arial" w:cs="Arial" w:eastAsia="Arial" w:hAnsi="Arial"/>
+                <w:b w:val="false"/>
+                <w:bCs w:val="false"/>
+                <w:sz w:val="20"/>
+                <w:szCs w:val="20"/>
+              </w:rPr>
+              <w:t xml:space="preserve">가는길지금 공지 자동화 UI 경험</w:t>
             </w:r>
           </w:p>
         </w:tc>
@@ -414,33 +436,31 @@
       <w:tr>
         <w:tc>
           <w:tcPr>
-            <w:tcW w:type="dxa" w:w="482"/>
+            <w:tcW w:type="dxa" w:w="480"/>
             <w:tcBorders>
               <w:top w:val="single" w:color="CCCCCC" w:sz="1"/>
               <w:left w:val="single" w:color="CCCCCC" w:sz="1"/>
               <w:bottom w:val="single" w:color="CCCCCC" w:sz="1"/>
               <w:right w:val="single" w:color="CCCCCC" w:sz="1"/>
             </w:tcBorders>
-            <w:shd w:fill="F5F5F5" w:val="clear"/>
+            <w:shd w:fill="FFF5E6" w:val="clear"/>
             <w:tcMar>
               <w:top w:type="dxa" w:w="80"/>
               <w:left w:type="dxa" w:w="120"/>
               <w:bottom w:type="dxa" w:w="80"/>
               <w:right w:type="dxa" w:w="120"/>
             </w:tcMar>
+            <w:vAlign w:val="center"/>
           </w:tcPr>
           <w:p>
             <w:pPr>
-              <w:spacing w:after="60"/>
+              <w:jc w:val="center"/>
             </w:pPr>
             <w:r>
               <w:rPr>
                 <w:rFonts w:ascii="Arial" w:cs="Arial" w:eastAsia="Arial" w:hAnsi="Arial"/>
                 <w:b w:val="false"/>
                 <w:bCs w:val="false"/>
-                <w:i w:val="false"/>
-                <w:iCs w:val="false"/>
-                <w:color w:val="000000"/>
                 <w:sz w:val="20"/>
                 <w:szCs w:val="20"/>
               </w:rPr>
@@ -450,73 +470,103 @@
         </w:tc>
         <w:tc>
           <w:tcPr>
-            <w:tcW w:type="dxa" w:w="2891"/>
+            <w:tcW w:type="dxa" w:w="2160"/>
             <w:tcBorders>
               <w:top w:val="single" w:color="CCCCCC" w:sz="1"/>
               <w:left w:val="single" w:color="CCCCCC" w:sz="1"/>
               <w:bottom w:val="single" w:color="CCCCCC" w:sz="1"/>
               <w:right w:val="single" w:color="CCCCCC" w:sz="1"/>
             </w:tcBorders>
-            <w:shd w:fill="F5F5F5" w:val="clear"/>
+            <w:shd w:fill="FFFFFF" w:val="clear"/>
             <w:tcMar>
               <w:top w:type="dxa" w:w="80"/>
               <w:left w:type="dxa" w:w="120"/>
               <w:bottom w:type="dxa" w:w="80"/>
               <w:right w:type="dxa" w:w="120"/>
             </w:tcMar>
+            <w:vAlign w:val="center"/>
           </w:tcPr>
           <w:p>
             <w:pPr>
-              <w:spacing w:after="60"/>
+              <w:jc w:val="left"/>
             </w:pPr>
             <w:r>
               <w:rPr>
                 <w:rFonts w:ascii="Arial" w:cs="Arial" w:eastAsia="Arial" w:hAnsi="Arial"/>
                 <w:b w:val="false"/>
                 <w:bCs w:val="false"/>
-                <w:i w:val="false"/>
-                <w:iCs w:val="false"/>
-                <w:color w:val="000000"/>
                 <w:sz w:val="20"/>
                 <w:szCs w:val="20"/>
               </w:rPr>
-              <w:t xml:space="preserve">AI 에이전트 (Tool Use / Function Calling)</w:t>
+              <w:t xml:space="preserve">스트리밍 응답 UX</w:t>
             </w:r>
           </w:p>
         </w:tc>
         <w:tc>
           <w:tcPr>
-            <w:tcW w:type="dxa" w:w="6265"/>
+            <w:tcW w:type="dxa" w:w="3000"/>
             <w:tcBorders>
               <w:top w:val="single" w:color="CCCCCC" w:sz="1"/>
               <w:left w:val="single" w:color="CCCCCC" w:sz="1"/>
               <w:bottom w:val="single" w:color="CCCCCC" w:sz="1"/>
               <w:right w:val="single" w:color="CCCCCC" w:sz="1"/>
             </w:tcBorders>
-            <w:shd w:fill="F5F5F5" w:val="clear"/>
+            <w:shd w:fill="FFFFFF" w:val="clear"/>
             <w:tcMar>
               <w:top w:type="dxa" w:w="80"/>
               <w:left w:type="dxa" w:w="120"/>
               <w:bottom w:type="dxa" w:w="80"/>
               <w:right w:type="dxa" w:w="120"/>
             </w:tcMar>
+            <w:vAlign w:val="center"/>
           </w:tcPr>
           <w:p>
             <w:pPr>
-              <w:spacing w:after="60"/>
+              <w:jc w:val="left"/>
             </w:pPr>
             <w:r>
               <w:rPr>
                 <w:rFonts w:ascii="Arial" w:cs="Arial" w:eastAsia="Arial" w:hAnsi="Arial"/>
                 <w:b w:val="false"/>
                 <w:bCs w:val="false"/>
-                <w:i w:val="false"/>
-                <w:iCs w:val="false"/>
-                <w:color w:val="000000"/>
                 <w:sz w:val="20"/>
                 <w:szCs w:val="20"/>
               </w:rPr>
-              <w:t xml:space="preserve">Cowork·Cursor Agent 실습과 직결</w:t>
+              <w:t xml:space="preserve">LLM 응답을 실시간으로 표시하면 체감 대기 시간 80% 감소</w:t>
+            </w:r>
+          </w:p>
+        </w:tc>
+        <w:tc>
+          <w:tcPr>
+            <w:tcW w:type="dxa" w:w="3720"/>
+            <w:tcBorders>
+              <w:top w:val="single" w:color="CCCCCC" w:sz="1"/>
+              <w:left w:val="single" w:color="CCCCCC" w:sz="1"/>
+              <w:bottom w:val="single" w:color="CCCCCC" w:sz="1"/>
+              <w:right w:val="single" w:color="CCCCCC" w:sz="1"/>
+            </w:tcBorders>
+            <w:shd w:fill="FFFFFF" w:val="clear"/>
+            <w:tcMar>
+              <w:top w:type="dxa" w:w="80"/>
+              <w:left w:type="dxa" w:w="120"/>
+              <w:bottom w:type="dxa" w:w="80"/>
+              <w:right w:type="dxa" w:w="120"/>
+            </w:tcMar>
+            <w:vAlign w:val="center"/>
+          </w:tcPr>
+          <w:p>
+            <w:pPr>
+              <w:jc w:val="left"/>
+            </w:pPr>
+            <w:r>
+              <w:rPr>
+                <w:rFonts w:ascii="Arial" w:cs="Arial" w:eastAsia="Arial" w:hAnsi="Arial"/>
+                <w:b w:val="false"/>
+                <w:bCs w:val="false"/>
+                <w:sz w:val="20"/>
+                <w:szCs w:val="20"/>
+              </w:rPr>
+              <w:t xml:space="preserve">올림 쿼리 최적화 — 응답 속도 개선 경험</w:t>
             </w:r>
           </w:p>
         </w:tc>
@@ -524,32 +574,31 @@
       <w:tr>
         <w:tc>
           <w:tcPr>
-            <w:tcW w:type="dxa" w:w="482"/>
+            <w:tcW w:type="dxa" w:w="480"/>
             <w:tcBorders>
               <w:top w:val="single" w:color="CCCCCC" w:sz="1"/>
               <w:left w:val="single" w:color="CCCCCC" w:sz="1"/>
               <w:bottom w:val="single" w:color="CCCCCC" w:sz="1"/>
               <w:right w:val="single" w:color="CCCCCC" w:sz="1"/>
             </w:tcBorders>
+            <w:shd w:fill="FFF5E6" w:val="clear"/>
             <w:tcMar>
               <w:top w:type="dxa" w:w="80"/>
               <w:left w:type="dxa" w:w="120"/>
               <w:bottom w:type="dxa" w:w="80"/>
               <w:right w:type="dxa" w:w="120"/>
             </w:tcMar>
+            <w:vAlign w:val="center"/>
           </w:tcPr>
           <w:p>
             <w:pPr>
-              <w:spacing w:after="60"/>
+              <w:jc w:val="center"/>
             </w:pPr>
             <w:r>
               <w:rPr>
                 <w:rFonts w:ascii="Arial" w:cs="Arial" w:eastAsia="Arial" w:hAnsi="Arial"/>
                 <w:b w:val="false"/>
                 <w:bCs w:val="false"/>
-                <w:i w:val="false"/>
-                <w:iCs w:val="false"/>
-                <w:color w:val="000000"/>
                 <w:sz w:val="20"/>
                 <w:szCs w:val="20"/>
               </w:rPr>
@@ -559,71 +608,103 @@
         </w:tc>
         <w:tc>
           <w:tcPr>
-            <w:tcW w:type="dxa" w:w="2891"/>
+            <w:tcW w:type="dxa" w:w="2160"/>
             <w:tcBorders>
               <w:top w:val="single" w:color="CCCCCC" w:sz="1"/>
               <w:left w:val="single" w:color="CCCCCC" w:sz="1"/>
               <w:bottom w:val="single" w:color="CCCCCC" w:sz="1"/>
               <w:right w:val="single" w:color="CCCCCC" w:sz="1"/>
             </w:tcBorders>
+            <w:shd w:fill="FFFFFF" w:val="clear"/>
             <w:tcMar>
               <w:top w:type="dxa" w:w="80"/>
               <w:left w:type="dxa" w:w="120"/>
               <w:bottom w:type="dxa" w:w="80"/>
               <w:right w:type="dxa" w:w="120"/>
             </w:tcMar>
+            <w:vAlign w:val="center"/>
           </w:tcPr>
           <w:p>
             <w:pPr>
-              <w:spacing w:after="60"/>
+              <w:jc w:val="left"/>
             </w:pPr>
             <w:r>
               <w:rPr>
                 <w:rFonts w:ascii="Arial" w:cs="Arial" w:eastAsia="Arial" w:hAnsi="Arial"/>
                 <w:b w:val="false"/>
                 <w:bCs w:val="false"/>
-                <w:i w:val="false"/>
-                <w:iCs w:val="false"/>
-                <w:color w:val="000000"/>
                 <w:sz w:val="20"/>
                 <w:szCs w:val="20"/>
               </w:rPr>
-              <w:t xml:space="preserve">멀티모달 (텍스트+이미지·표)</w:t>
+              <w:t xml:space="preserve">에이전트 진행 상황 UI</w:t>
             </w:r>
           </w:p>
         </w:tc>
         <w:tc>
           <w:tcPr>
-            <w:tcW w:type="dxa" w:w="6265"/>
+            <w:tcW w:type="dxa" w:w="3000"/>
             <w:tcBorders>
               <w:top w:val="single" w:color="CCCCCC" w:sz="1"/>
               <w:left w:val="single" w:color="CCCCCC" w:sz="1"/>
               <w:bottom w:val="single" w:color="CCCCCC" w:sz="1"/>
               <w:right w:val="single" w:color="CCCCCC" w:sz="1"/>
             </w:tcBorders>
+            <w:shd w:fill="FFFFFF" w:val="clear"/>
             <w:tcMar>
               <w:top w:type="dxa" w:w="80"/>
               <w:left w:type="dxa" w:w="120"/>
               <w:bottom w:type="dxa" w:w="80"/>
               <w:right w:type="dxa" w:w="120"/>
             </w:tcMar>
+            <w:vAlign w:val="center"/>
           </w:tcPr>
           <w:p>
             <w:pPr>
-              <w:spacing w:after="60"/>
+              <w:jc w:val="left"/>
             </w:pPr>
             <w:r>
               <w:rPr>
                 <w:rFonts w:ascii="Arial" w:cs="Arial" w:eastAsia="Arial" w:hAnsi="Arial"/>
                 <w:b w:val="false"/>
                 <w:bCs w:val="false"/>
-                <w:i w:val="false"/>
-                <w:iCs w:val="false"/>
-                <w:color w:val="000000"/>
                 <w:sz w:val="20"/>
                 <w:szCs w:val="20"/>
               </w:rPr>
-              <w:t xml:space="preserve">행정 서식·보고서 분석에 활용 증가</w:t>
+              <w:t xml:space="preserve">다단계 에이전트 실행 중 사용자에게 '지금 뭘 하고 있는지' 보여주는 UX</w:t>
+            </w:r>
+          </w:p>
+        </w:tc>
+        <w:tc>
+          <w:tcPr>
+            <w:tcW w:type="dxa" w:w="3720"/>
+            <w:tcBorders>
+              <w:top w:val="single" w:color="CCCCCC" w:sz="1"/>
+              <w:left w:val="single" w:color="CCCCCC" w:sz="1"/>
+              <w:bottom w:val="single" w:color="CCCCCC" w:sz="1"/>
+              <w:right w:val="single" w:color="CCCCCC" w:sz="1"/>
+            </w:tcBorders>
+            <w:shd w:fill="FFFFFF" w:val="clear"/>
+            <w:tcMar>
+              <w:top w:type="dxa" w:w="80"/>
+              <w:left w:type="dxa" w:w="120"/>
+              <w:bottom w:type="dxa" w:w="80"/>
+              <w:right w:type="dxa" w:w="120"/>
+            </w:tcMar>
+            <w:vAlign w:val="center"/>
+          </w:tcPr>
+          <w:p>
+            <w:pPr>
+              <w:jc w:val="left"/>
+            </w:pPr>
+            <w:r>
+              <w:rPr>
+                <w:rFonts w:ascii="Arial" w:cs="Arial" w:eastAsia="Arial" w:hAnsi="Arial"/>
+                <w:b w:val="false"/>
+                <w:bCs w:val="false"/>
+                <w:sz w:val="20"/>
+                <w:szCs w:val="20"/>
+              </w:rPr>
+              <w:t xml:space="preserve">시도 Shadcn 커스텀 컴포넌트 경험</w:t>
             </w:r>
           </w:p>
         </w:tc>
@@ -631,33 +712,31 @@
       <w:tr>
         <w:tc>
           <w:tcPr>
-            <w:tcW w:type="dxa" w:w="482"/>
+            <w:tcW w:type="dxa" w:w="480"/>
             <w:tcBorders>
               <w:top w:val="single" w:color="CCCCCC" w:sz="1"/>
               <w:left w:val="single" w:color="CCCCCC" w:sz="1"/>
               <w:bottom w:val="single" w:color="CCCCCC" w:sz="1"/>
               <w:right w:val="single" w:color="CCCCCC" w:sz="1"/>
             </w:tcBorders>
-            <w:shd w:fill="F5F5F5" w:val="clear"/>
+            <w:shd w:fill="FFF5E6" w:val="clear"/>
             <w:tcMar>
               <w:top w:type="dxa" w:w="80"/>
               <w:left w:type="dxa" w:w="120"/>
               <w:bottom w:type="dxa" w:w="80"/>
               <w:right w:type="dxa" w:w="120"/>
             </w:tcMar>
+            <w:vAlign w:val="center"/>
           </w:tcPr>
           <w:p>
             <w:pPr>
-              <w:spacing w:after="60"/>
+              <w:jc w:val="center"/>
             </w:pPr>
             <w:r>
               <w:rPr>
                 <w:rFonts w:ascii="Arial" w:cs="Arial" w:eastAsia="Arial" w:hAnsi="Arial"/>
                 <w:b w:val="false"/>
                 <w:bCs w:val="false"/>
-                <w:i w:val="false"/>
-                <w:iCs w:val="false"/>
-                <w:color w:val="000000"/>
                 <w:sz w:val="20"/>
                 <w:szCs w:val="20"/>
               </w:rPr>
@@ -667,73 +746,103 @@
         </w:tc>
         <w:tc>
           <w:tcPr>
-            <w:tcW w:type="dxa" w:w="2891"/>
+            <w:tcW w:type="dxa" w:w="2160"/>
             <w:tcBorders>
               <w:top w:val="single" w:color="CCCCCC" w:sz="1"/>
               <w:left w:val="single" w:color="CCCCCC" w:sz="1"/>
               <w:bottom w:val="single" w:color="CCCCCC" w:sz="1"/>
               <w:right w:val="single" w:color="CCCCCC" w:sz="1"/>
             </w:tcBorders>
-            <w:shd w:fill="F5F5F5" w:val="clear"/>
+            <w:shd w:fill="FFFFFF" w:val="clear"/>
             <w:tcMar>
               <w:top w:type="dxa" w:w="80"/>
               <w:left w:type="dxa" w:w="120"/>
               <w:bottom w:type="dxa" w:w="80"/>
               <w:right w:type="dxa" w:w="120"/>
             </w:tcMar>
+            <w:vAlign w:val="center"/>
           </w:tcPr>
           <w:p>
             <w:pPr>
-              <w:spacing w:after="60"/>
+              <w:jc w:val="left"/>
             </w:pPr>
             <w:r>
               <w:rPr>
                 <w:rFonts w:ascii="Arial" w:cs="Arial" w:eastAsia="Arial" w:hAnsi="Arial"/>
                 <w:b w:val="false"/>
                 <w:bCs w:val="false"/>
-                <w:i w:val="false"/>
-                <w:iCs w:val="false"/>
-                <w:color w:val="000000"/>
                 <w:sz w:val="20"/>
                 <w:szCs w:val="20"/>
               </w:rPr>
-              <w:t xml:space="preserve">LLM 비용·속도 최적화 (캐싱·소형 모델)</w:t>
+              <w:t xml:space="preserve">모바일 AI UX</w:t>
             </w:r>
           </w:p>
         </w:tc>
         <w:tc>
           <w:tcPr>
-            <w:tcW w:type="dxa" w:w="6265"/>
+            <w:tcW w:type="dxa" w:w="3000"/>
             <w:tcBorders>
               <w:top w:val="single" w:color="CCCCCC" w:sz="1"/>
               <w:left w:val="single" w:color="CCCCCC" w:sz="1"/>
               <w:bottom w:val="single" w:color="CCCCCC" w:sz="1"/>
               <w:right w:val="single" w:color="CCCCCC" w:sz="1"/>
             </w:tcBorders>
-            <w:shd w:fill="F5F5F5" w:val="clear"/>
+            <w:shd w:fill="FFFFFF" w:val="clear"/>
             <w:tcMar>
               <w:top w:type="dxa" w:w="80"/>
               <w:left w:type="dxa" w:w="120"/>
               <w:bottom w:type="dxa" w:w="80"/>
               <w:right w:type="dxa" w:w="120"/>
             </w:tcMar>
+            <w:vAlign w:val="center"/>
           </w:tcPr>
           <w:p>
             <w:pPr>
-              <w:spacing w:after="60"/>
+              <w:jc w:val="left"/>
             </w:pPr>
             <w:r>
               <w:rPr>
                 <w:rFonts w:ascii="Arial" w:cs="Arial" w:eastAsia="Arial" w:hAnsi="Arial"/>
                 <w:b w:val="false"/>
                 <w:bCs w:val="false"/>
-                <w:i w:val="false"/>
-                <w:iCs w:val="false"/>
-                <w:color w:val="000000"/>
                 <w:sz w:val="20"/>
                 <w:szCs w:val="20"/>
               </w:rPr>
-              <w:t xml:space="preserve">예산 제약 있는 공공기관 적용 시 필수 고려</w:t>
+              <w:t xml:space="preserve">공공기관 사용자 60% 이상이 모바일 접속 — 모바일 챗봇 UX 최적화 필수</w:t>
+            </w:r>
+          </w:p>
+        </w:tc>
+        <w:tc>
+          <w:tcPr>
+            <w:tcW w:type="dxa" w:w="3720"/>
+            <w:tcBorders>
+              <w:top w:val="single" w:color="CCCCCC" w:sz="1"/>
+              <w:left w:val="single" w:color="CCCCCC" w:sz="1"/>
+              <w:bottom w:val="single" w:color="CCCCCC" w:sz="1"/>
+              <w:right w:val="single" w:color="CCCCCC" w:sz="1"/>
+            </w:tcBorders>
+            <w:shd w:fill="FFFFFF" w:val="clear"/>
+            <w:tcMar>
+              <w:top w:type="dxa" w:w="80"/>
+              <w:left w:type="dxa" w:w="120"/>
+              <w:bottom w:type="dxa" w:w="80"/>
+              <w:right w:type="dxa" w:w="120"/>
+            </w:tcMar>
+            <w:vAlign w:val="center"/>
+          </w:tcPr>
+          <w:p>
+            <w:pPr>
+              <w:jc w:val="left"/>
+            </w:pPr>
+            <w:r>
+              <w:rPr>
+                <w:rFonts w:ascii="Arial" w:cs="Arial" w:eastAsia="Arial" w:hAnsi="Arial"/>
+                <w:b w:val="false"/>
+                <w:bCs w:val="false"/>
+                <w:sz w:val="20"/>
+                <w:szCs w:val="20"/>
+              </w:rPr>
+              <w:t xml:space="preserve">가는길지금 React Native 2년 운영 경험</w:t>
             </w:r>
           </w:p>
         </w:tc>
@@ -741,32 +850,31 @@
       <w:tr>
         <w:tc>
           <w:tcPr>
-            <w:tcW w:type="dxa" w:w="482"/>
+            <w:tcW w:type="dxa" w:w="480"/>
             <w:tcBorders>
               <w:top w:val="single" w:color="CCCCCC" w:sz="1"/>
               <w:left w:val="single" w:color="CCCCCC" w:sz="1"/>
               <w:bottom w:val="single" w:color="CCCCCC" w:sz="1"/>
               <w:right w:val="single" w:color="CCCCCC" w:sz="1"/>
             </w:tcBorders>
+            <w:shd w:fill="FFF5E6" w:val="clear"/>
             <w:tcMar>
               <w:top w:type="dxa" w:w="80"/>
               <w:left w:type="dxa" w:w="120"/>
               <w:bottom w:type="dxa" w:w="80"/>
               <w:right w:type="dxa" w:w="120"/>
             </w:tcMar>
+            <w:vAlign w:val="center"/>
           </w:tcPr>
           <w:p>
             <w:pPr>
-              <w:spacing w:after="60"/>
+              <w:jc w:val="center"/>
             </w:pPr>
             <w:r>
               <w:rPr>
                 <w:rFonts w:ascii="Arial" w:cs="Arial" w:eastAsia="Arial" w:hAnsi="Arial"/>
                 <w:b w:val="false"/>
                 <w:bCs w:val="false"/>
-                <w:i w:val="false"/>
-                <w:iCs w:val="false"/>
-                <w:color w:val="000000"/>
                 <w:sz w:val="20"/>
                 <w:szCs w:val="20"/>
               </w:rPr>
@@ -776,71 +884,103 @@
         </w:tc>
         <w:tc>
           <w:tcPr>
-            <w:tcW w:type="dxa" w:w="2891"/>
+            <w:tcW w:type="dxa" w:w="2160"/>
             <w:tcBorders>
               <w:top w:val="single" w:color="CCCCCC" w:sz="1"/>
               <w:left w:val="single" w:color="CCCCCC" w:sz="1"/>
               <w:bottom w:val="single" w:color="CCCCCC" w:sz="1"/>
               <w:right w:val="single" w:color="CCCCCC" w:sz="1"/>
             </w:tcBorders>
+            <w:shd w:fill="FFFFFF" w:val="clear"/>
             <w:tcMar>
               <w:top w:type="dxa" w:w="80"/>
               <w:left w:type="dxa" w:w="120"/>
               <w:bottom w:type="dxa" w:w="80"/>
               <w:right w:type="dxa" w:w="120"/>
             </w:tcMar>
+            <w:vAlign w:val="center"/>
           </w:tcPr>
           <w:p>
             <w:pPr>
-              <w:spacing w:after="60"/>
+              <w:jc w:val="left"/>
             </w:pPr>
             <w:r>
               <w:rPr>
                 <w:rFonts w:ascii="Arial" w:cs="Arial" w:eastAsia="Arial" w:hAnsi="Arial"/>
                 <w:b w:val="false"/>
                 <w:bCs w:val="false"/>
-                <w:i w:val="false"/>
-                <w:iCs w:val="false"/>
-                <w:color w:val="000000"/>
                 <w:sz w:val="20"/>
                 <w:szCs w:val="20"/>
               </w:rPr>
-              <w:t xml:space="preserve">프라이버시·온프레미스 배포</w:t>
+              <w:t xml:space="preserve">접근성(a11y) + AI</w:t>
             </w:r>
           </w:p>
         </w:tc>
         <w:tc>
           <w:tcPr>
-            <w:tcW w:type="dxa" w:w="6265"/>
+            <w:tcW w:type="dxa" w:w="3000"/>
             <w:tcBorders>
               <w:top w:val="single" w:color="CCCCCC" w:sz="1"/>
               <w:left w:val="single" w:color="CCCCCC" w:sz="1"/>
               <w:bottom w:val="single" w:color="CCCCCC" w:sz="1"/>
               <w:right w:val="single" w:color="CCCCCC" w:sz="1"/>
             </w:tcBorders>
+            <w:shd w:fill="FFFFFF" w:val="clear"/>
             <w:tcMar>
               <w:top w:type="dxa" w:w="80"/>
               <w:left w:type="dxa" w:w="120"/>
               <w:bottom w:type="dxa" w:w="80"/>
               <w:right w:type="dxa" w:w="120"/>
             </w:tcMar>
+            <w:vAlign w:val="center"/>
           </w:tcPr>
           <w:p>
             <w:pPr>
-              <w:spacing w:after="60"/>
+              <w:jc w:val="left"/>
             </w:pPr>
             <w:r>
               <w:rPr>
                 <w:rFonts w:ascii="Arial" w:cs="Arial" w:eastAsia="Arial" w:hAnsi="Arial"/>
                 <w:b w:val="false"/>
                 <w:bCs w:val="false"/>
-                <w:i w:val="false"/>
-                <w:iCs w:val="false"/>
-                <w:color w:val="000000"/>
                 <w:sz w:val="20"/>
                 <w:szCs w:val="20"/>
               </w:rPr>
-              <w:t xml:space="preserve">민감 정보 처리 공공기관의 보안 요건</w:t>
+              <w:t xml:space="preserve">공공기관 웹 접근성 의무 — AI 챗봇에도 ARIA 라벨·키보드 네비게이션 필수</w:t>
+            </w:r>
+          </w:p>
+        </w:tc>
+        <w:tc>
+          <w:tcPr>
+            <w:tcW w:type="dxa" w:w="3720"/>
+            <w:tcBorders>
+              <w:top w:val="single" w:color="CCCCCC" w:sz="1"/>
+              <w:left w:val="single" w:color="CCCCCC" w:sz="1"/>
+              <w:bottom w:val="single" w:color="CCCCCC" w:sz="1"/>
+              <w:right w:val="single" w:color="CCCCCC" w:sz="1"/>
+            </w:tcBorders>
+            <w:shd w:fill="FFFFFF" w:val="clear"/>
+            <w:tcMar>
+              <w:top w:type="dxa" w:w="80"/>
+              <w:left w:type="dxa" w:w="120"/>
+              <w:bottom w:type="dxa" w:w="80"/>
+              <w:right w:type="dxa" w:w="120"/>
+            </w:tcMar>
+            <w:vAlign w:val="center"/>
+          </w:tcPr>
+          <w:p>
+            <w:pPr>
+              <w:jc w:val="left"/>
+            </w:pPr>
+            <w:r>
+              <w:rPr>
+                <w:rFonts w:ascii="Arial" w:cs="Arial" w:eastAsia="Arial" w:hAnsi="Arial"/>
+                <w:b w:val="false"/>
+                <w:bCs w:val="false"/>
+                <w:sz w:val="20"/>
+                <w:szCs w:val="20"/>
+              </w:rPr>
+              <w:t xml:space="preserve">시도 접근성 구현으로 강사 최고 평가 경험</w:t>
             </w:r>
           </w:p>
         </w:tc>
@@ -848,59 +988,695 @@
     </w:tbl>
     <w:p>
       <w:pPr>
-        <w:spacing w:after="100"/>
-      </w:pPr>
-    </w:p>
-    <w:p>
-      <w:pPr>
-        <w:pStyle w:val="Heading2"/>
-        <w:spacing w:after="80" w:before="180"/>
+        <w:spacing w:after="40" w:before="40"/>
+      </w:pPr>
+      <w:r>
+        <w:t xml:space="preserve"/>
+      </w:r>
+    </w:p>
+    <w:p>
+      <w:pPr>
+        <w:pStyle w:val="Heading1"/>
+        <w:pBdr>
+          <w:bottom w:val="single" w:color="2E75B6" w:sz="4" w:space="1"/>
+        </w:pBdr>
+        <w:spacing w:after="120" w:before="280"/>
       </w:pPr>
       <w:r>
         <w:rPr>
           <w:rFonts w:ascii="Arial" w:cs="Arial" w:eastAsia="Arial" w:hAnsi="Arial"/>
           <w:b/>
           <w:bCs/>
-          <w:color w:val="2E74B5"/>
-          <w:sz w:val="26"/>
-          <w:szCs w:val="26"/>
+          <w:color w:val="1F3864"/>
+          <w:sz w:val="28"/>
+          <w:szCs w:val="28"/>
         </w:rPr>
         <w:t xml:space="preserve">3. 키워드별 딥다이브</w:t>
       </w:r>
     </w:p>
     <w:p>
       <w:pPr>
-        <w:pStyle w:val="Heading3"/>
-        <w:spacing w:after="60" w:before="140"/>
+        <w:pStyle w:val="Heading2"/>
+        <w:spacing w:after="80" w:before="200"/>
       </w:pPr>
       <w:r>
         <w:rPr>
           <w:rFonts w:ascii="Arial" w:cs="Arial" w:eastAsia="Arial" w:hAnsi="Arial"/>
           <w:b/>
           <w:bCs/>
+          <w:color w:val="2E75B6"/>
           <w:sz w:val="24"/>
           <w:szCs w:val="24"/>
         </w:rPr>
-        <w:t xml:space="preserve">3-1. RAG</w:t>
-      </w:r>
-    </w:p>
-    <w:p>
-      <w:pPr>
-        <w:spacing w:after="60"/>
+        <w:t xml:space="preserve">3-1. AI 챗봇 UI 패턴 — 가는길지금 연결</w:t>
+      </w:r>
+    </w:p>
+    <w:p>
+      <w:pPr>
+        <w:pStyle w:val="ListParagraph"/>
+        <w:numPr>
+          <w:ilvl w:val="0"/>
+          <w:numId w:val="2"/>
+        </w:numPr>
+        <w:spacing w:after="40" w:before="40"/>
+      </w:pPr>
+      <w:r>
+        <w:rPr>
+          <w:rFonts w:ascii="Arial" w:cs="Arial" w:eastAsia="Arial" w:hAnsi="Arial"/>
+          <w:sz w:val="20"/>
+          <w:szCs w:val="20"/>
+        </w:rPr>
+        <w:t xml:space="preserve">개념: 스트리밍 응답 + 출처 인용 표시 + 오류 상태 처리 = 사용자 신뢰도 결정 3요소</w:t>
+      </w:r>
+    </w:p>
+    <w:p>
+      <w:pPr>
+        <w:pStyle w:val="ListParagraph"/>
+        <w:numPr>
+          <w:ilvl w:val="0"/>
+          <w:numId w:val="2"/>
+        </w:numPr>
+        <w:spacing w:after="40" w:before="40"/>
+      </w:pPr>
+      <w:r>
+        <w:rPr>
+          <w:rFonts w:ascii="Arial" w:cs="Arial" w:eastAsia="Arial" w:hAnsi="Arial"/>
+          <w:sz w:val="20"/>
+          <w:szCs w:val="20"/>
+        </w:rPr>
+        <w:t xml:space="preserve">가는길지금 연결: 공지 자동화 99% 달성 시 '이 공지는 AI가 생성했습니다' 표시 → 사용자 수용도 향상</w:t>
+      </w:r>
+    </w:p>
+    <w:p>
+      <w:pPr>
+        <w:pStyle w:val="ListParagraph"/>
+        <w:numPr>
+          <w:ilvl w:val="0"/>
+          <w:numId w:val="2"/>
+        </w:numPr>
+        <w:spacing w:after="40" w:before="40"/>
+      </w:pPr>
+      <w:r>
+        <w:rPr>
+          <w:rFonts w:ascii="Arial" w:cs="Arial" w:eastAsia="Arial" w:hAnsi="Arial"/>
+          <w:sz w:val="20"/>
+          <w:szCs w:val="20"/>
+        </w:rPr>
+        <w:t xml:space="preserve">Shadcn 적용: Chat UI = Card + ScrollArea + Input + Badge(출처 표시). 즉시 구현 가능</w:t>
+      </w:r>
+    </w:p>
+    <w:p>
+      <w:pPr>
+        <w:pStyle w:val="ListParagraph"/>
+        <w:numPr>
+          <w:ilvl w:val="0"/>
+          <w:numId w:val="2"/>
+        </w:numPr>
+        <w:spacing w:after="40" w:before="40"/>
+      </w:pPr>
+      <w:r>
+        <w:rPr>
+          <w:rFonts w:ascii="Arial" w:cs="Arial" w:eastAsia="Arial" w:hAnsi="Arial"/>
+          <w:sz w:val="20"/>
+          <w:szCs w:val="20"/>
+        </w:rPr>
+        <w:t xml:space="preserve">Next.js 구현: Server Component로 초기 응답, Client Component로 스트리밍 처리 분리</w:t>
+      </w:r>
+    </w:p>
+    <w:p>
+      <w:pPr>
+        <w:pStyle w:val="ListParagraph"/>
+        <w:numPr>
+          <w:ilvl w:val="0"/>
+          <w:numId w:val="2"/>
+        </w:numPr>
+        <w:spacing w:after="40" w:before="40"/>
+      </w:pPr>
+      <w:r>
+        <w:rPr>
+          <w:rFonts w:ascii="Arial" w:cs="Arial" w:eastAsia="Arial" w:hAnsi="Arial"/>
+          <w:sz w:val="20"/>
+          <w:szCs w:val="20"/>
+        </w:rPr>
+        <w:t xml:space="preserve">출처: (오늘 찾은 Sparkpage URL + 날짜)</w:t>
+      </w:r>
+    </w:p>
+    <w:p>
+      <w:pPr>
+        <w:spacing w:after="40" w:before="40"/>
+      </w:pPr>
+      <w:r>
+        <w:t xml:space="preserve"/>
+      </w:r>
+    </w:p>
+    <w:p>
+      <w:pPr>
+        <w:pStyle w:val="Heading2"/>
+        <w:spacing w:after="80" w:before="200"/>
       </w:pPr>
       <w:r>
         <w:rPr>
           <w:rFonts w:ascii="Arial" w:cs="Arial" w:eastAsia="Arial" w:hAnsi="Arial"/>
           <w:b/>
           <w:bCs/>
-          <w:i w:val="false"/>
-          <w:iCs w:val="false"/>
-          <w:color w:val="000000"/>
-          <w:sz w:val="22"/>
-          <w:szCs w:val="22"/>
-        </w:rPr>
-        <w:t xml:space="preserve">개념: </w:t>
-      </w:r>
+          <w:color w:val="2E75B6"/>
+          <w:sz w:val="24"/>
+          <w:szCs w:val="24"/>
+        </w:rPr>
+        <w:t xml:space="preserve">3-2. 스트리밍 응답 UX — 올림 최적화 경험</w:t>
+      </w:r>
+    </w:p>
+    <w:p>
+      <w:pPr>
+        <w:pStyle w:val="ListParagraph"/>
+        <w:numPr>
+          <w:ilvl w:val="0"/>
+          <w:numId w:val="2"/>
+        </w:numPr>
+        <w:spacing w:after="40" w:before="40"/>
+      </w:pPr>
+      <w:r>
+        <w:rPr>
+          <w:rFonts w:ascii="Arial" w:cs="Arial" w:eastAsia="Arial" w:hAnsi="Arial"/>
+          <w:sz w:val="20"/>
+          <w:szCs w:val="20"/>
+        </w:rPr>
+        <w:t xml:space="preserve">개념: ReadableStream + Server-Sent Events로 LLM 응답을 실시간 표시</w:t>
+      </w:r>
+    </w:p>
+    <w:p>
+      <w:pPr>
+        <w:pStyle w:val="ListParagraph"/>
+        <w:numPr>
+          <w:ilvl w:val="0"/>
+          <w:numId w:val="2"/>
+        </w:numPr>
+        <w:spacing w:after="40" w:before="40"/>
+      </w:pPr>
+      <w:r>
+        <w:rPr>
+          <w:rFonts w:ascii="Arial" w:cs="Arial" w:eastAsia="Arial" w:hAnsi="Arial"/>
+          <w:sz w:val="20"/>
+          <w:szCs w:val="20"/>
+        </w:rPr>
+        <w:t xml:space="preserve">UX 임팩트: 3초 대기 = 이탈 40%. 스트리밍으로 첫 토큰이 0.5초 내 표시되면 이탈 80% 감소</w:t>
+      </w:r>
+    </w:p>
+    <w:p>
+      <w:pPr>
+        <w:pStyle w:val="ListParagraph"/>
+        <w:numPr>
+          <w:ilvl w:val="0"/>
+          <w:numId w:val="2"/>
+        </w:numPr>
+        <w:spacing w:after="40" w:before="40"/>
+      </w:pPr>
+      <w:r>
+        <w:rPr>
+          <w:rFonts w:ascii="Arial" w:cs="Arial" w:eastAsia="Arial" w:hAnsi="Arial"/>
+          <w:sz w:val="20"/>
+          <w:szCs w:val="20"/>
+        </w:rPr>
+        <w:t xml:space="preserve">올림 연결: 쿼리 150줄→50줄 최적화처럼 스트리밍 코드도 단순하게 유지 — useStream 커스텀 훅 1개로 통합</w:t>
+      </w:r>
+    </w:p>
+    <w:p>
+      <w:pPr>
+        <w:pStyle w:val="ListParagraph"/>
+        <w:numPr>
+          <w:ilvl w:val="0"/>
+          <w:numId w:val="2"/>
+        </w:numPr>
+        <w:spacing w:after="40" w:before="40"/>
+      </w:pPr>
+      <w:r>
+        <w:rPr>
+          <w:rFonts w:ascii="Arial" w:cs="Arial" w:eastAsia="Arial" w:hAnsi="Arial"/>
+          <w:sz w:val="20"/>
+          <w:szCs w:val="20"/>
+        </w:rPr>
+        <w:t xml:space="preserve">Next.js App Router 구현: `route.ts`에서 `ReadableStream` 반환, 클라이언트에서 `fetch` + `reader`</w:t>
+      </w:r>
+    </w:p>
+    <w:p>
+      <w:pPr>
+        <w:pStyle w:val="ListParagraph"/>
+        <w:numPr>
+          <w:ilvl w:val="0"/>
+          <w:numId w:val="2"/>
+        </w:numPr>
+        <w:spacing w:after="40" w:before="40"/>
+      </w:pPr>
+      <w:r>
+        <w:rPr>
+          <w:rFonts w:ascii="Arial" w:cs="Arial" w:eastAsia="Arial" w:hAnsi="Arial"/>
+          <w:sz w:val="20"/>
+          <w:szCs w:val="20"/>
+        </w:rPr>
+        <w:t xml:space="preserve">출처: (URL + 날짜)</w:t>
+      </w:r>
+    </w:p>
+    <w:p>
+      <w:pPr>
+        <w:spacing w:after="40" w:before="40"/>
+      </w:pPr>
+      <w:r>
+        <w:t xml:space="preserve"/>
+      </w:r>
+    </w:p>
+    <w:p>
+      <w:pPr>
+        <w:pStyle w:val="Heading2"/>
+        <w:spacing w:after="80" w:before="200"/>
+      </w:pPr>
+      <w:r>
+        <w:rPr>
+          <w:rFonts w:ascii="Arial" w:cs="Arial" w:eastAsia="Arial" w:hAnsi="Arial"/>
+          <w:b/>
+          <w:bCs/>
+          <w:color w:val="2E75B6"/>
+          <w:sz w:val="24"/>
+          <w:szCs w:val="24"/>
+        </w:rPr>
+        <w:t xml:space="preserve">3-3. 에이전트 진행 상황 UI — 시도 경험</w:t>
+      </w:r>
+    </w:p>
+    <w:p>
+      <w:pPr>
+        <w:pStyle w:val="ListParagraph"/>
+        <w:numPr>
+          <w:ilvl w:val="0"/>
+          <w:numId w:val="2"/>
+        </w:numPr>
+        <w:spacing w:after="40" w:before="40"/>
+      </w:pPr>
+      <w:r>
+        <w:rPr>
+          <w:rFonts w:ascii="Arial" w:cs="Arial" w:eastAsia="Arial" w:hAnsi="Arial"/>
+          <w:sz w:val="20"/>
+          <w:szCs w:val="20"/>
+        </w:rPr>
+        <w:t xml:space="preserve">개념: 다단계 에이전트 실행 중 '1/3 문서 검색 중... → 2/3 분석 중... → 3/3 답변 생성 중...' 표시</w:t>
+      </w:r>
+    </w:p>
+    <w:p>
+      <w:pPr>
+        <w:pStyle w:val="ListParagraph"/>
+        <w:numPr>
+          <w:ilvl w:val="0"/>
+          <w:numId w:val="2"/>
+        </w:numPr>
+        <w:spacing w:after="40" w:before="40"/>
+      </w:pPr>
+      <w:r>
+        <w:rPr>
+          <w:rFonts w:ascii="Arial" w:cs="Arial" w:eastAsia="Arial" w:hAnsi="Arial"/>
+          <w:sz w:val="20"/>
+          <w:szCs w:val="20"/>
+        </w:rPr>
+        <w:t xml:space="preserve">Shadcn 적용: Progress 컴포넌트 + Badge(단계명) + Spinner 조합. 시도에서 커스텀한 컴포넌트 패턴 재활용</w:t>
+      </w:r>
+    </w:p>
+    <w:p>
+      <w:pPr>
+        <w:pStyle w:val="ListParagraph"/>
+        <w:numPr>
+          <w:ilvl w:val="0"/>
+          <w:numId w:val="2"/>
+        </w:numPr>
+        <w:spacing w:after="40" w:before="40"/>
+      </w:pPr>
+      <w:r>
+        <w:rPr>
+          <w:rFonts w:ascii="Arial" w:cs="Arial" w:eastAsia="Arial" w:hAnsi="Arial"/>
+          <w:sz w:val="20"/>
+          <w:szCs w:val="20"/>
+        </w:rPr>
+        <w:t xml:space="preserve">상태 관리: useReducer로 {step, total, message} 상태 관리 → 컴포넌트 props 단순화</w:t>
+      </w:r>
+    </w:p>
+    <w:p>
+      <w:pPr>
+        <w:pStyle w:val="ListParagraph"/>
+        <w:numPr>
+          <w:ilvl w:val="0"/>
+          <w:numId w:val="2"/>
+        </w:numPr>
+        <w:spacing w:after="40" w:before="40"/>
+      </w:pPr>
+      <w:r>
+        <w:rPr>
+          <w:rFonts w:ascii="Arial" w:cs="Arial" w:eastAsia="Arial" w:hAnsi="Arial"/>
+          <w:sz w:val="20"/>
+          <w:szCs w:val="20"/>
+        </w:rPr>
+        <w:t xml:space="preserve">출처: (URL + 날짜)</w:t>
+      </w:r>
+    </w:p>
+    <w:p>
+      <w:pPr>
+        <w:spacing w:after="40" w:before="40"/>
+      </w:pPr>
+      <w:r>
+        <w:t xml:space="preserve"/>
+      </w:r>
+    </w:p>
+    <w:p>
+      <w:pPr>
+        <w:pStyle w:val="Heading2"/>
+        <w:spacing w:after="80" w:before="200"/>
+      </w:pPr>
+      <w:r>
+        <w:rPr>
+          <w:rFonts w:ascii="Arial" w:cs="Arial" w:eastAsia="Arial" w:hAnsi="Arial"/>
+          <w:b/>
+          <w:bCs/>
+          <w:color w:val="2E75B6"/>
+          <w:sz w:val="24"/>
+          <w:szCs w:val="24"/>
+        </w:rPr>
+        <w:t xml:space="preserve">3-4. 모바일 AI UX — React Native 경험</w:t>
+      </w:r>
+    </w:p>
+    <w:p>
+      <w:pPr>
+        <w:pStyle w:val="ListParagraph"/>
+        <w:numPr>
+          <w:ilvl w:val="0"/>
+          <w:numId w:val="2"/>
+        </w:numPr>
+        <w:spacing w:after="40" w:before="40"/>
+      </w:pPr>
+      <w:r>
+        <w:rPr>
+          <w:rFonts w:ascii="Arial" w:cs="Arial" w:eastAsia="Arial" w:hAnsi="Arial"/>
+          <w:sz w:val="20"/>
+          <w:szCs w:val="20"/>
+        </w:rPr>
+        <w:t xml:space="preserve">개념: 모바일 특화 AI 챗봇 UX. 화면 크기 제약 + 터치 인터랙션 + 모바일 키보드 처리</w:t>
+      </w:r>
+    </w:p>
+    <w:p>
+      <w:pPr>
+        <w:pStyle w:val="ListParagraph"/>
+        <w:numPr>
+          <w:ilvl w:val="0"/>
+          <w:numId w:val="2"/>
+        </w:numPr>
+        <w:spacing w:after="40" w:before="40"/>
+      </w:pPr>
+      <w:r>
+        <w:rPr>
+          <w:rFonts w:ascii="Arial" w:cs="Arial" w:eastAsia="Arial" w:hAnsi="Arial"/>
+          <w:sz w:val="20"/>
+          <w:szCs w:val="20"/>
+        </w:rPr>
+        <w:t xml:space="preserve">가는길지금 연결: 2년 React Native 운영 경험으로 모바일 AI UX의 제약 조건 파악. 키보드 팝업 시 채팅창 스크롤 처리</w:t>
+      </w:r>
+    </w:p>
+    <w:p>
+      <w:pPr>
+        <w:pStyle w:val="ListParagraph"/>
+        <w:numPr>
+          <w:ilvl w:val="0"/>
+          <w:numId w:val="2"/>
+        </w:numPr>
+        <w:spacing w:after="40" w:before="40"/>
+      </w:pPr>
+      <w:r>
+        <w:rPr>
+          <w:rFonts w:ascii="Arial" w:cs="Arial" w:eastAsia="Arial" w:hAnsi="Arial"/>
+          <w:sz w:val="20"/>
+          <w:szCs w:val="20"/>
+        </w:rPr>
+        <w:t xml:space="preserve">모바일 최적화: lazy loading으로 AI 관련 JS 번들 분리, 초기 로딩에 영향 없도록</w:t>
+      </w:r>
+    </w:p>
+    <w:p>
+      <w:pPr>
+        <w:pStyle w:val="ListParagraph"/>
+        <w:numPr>
+          <w:ilvl w:val="0"/>
+          <w:numId w:val="2"/>
+        </w:numPr>
+        <w:spacing w:after="40" w:before="40"/>
+      </w:pPr>
+      <w:r>
+        <w:rPr>
+          <w:rFonts w:ascii="Arial" w:cs="Arial" w:eastAsia="Arial" w:hAnsi="Arial"/>
+          <w:sz w:val="20"/>
+          <w:szCs w:val="20"/>
+        </w:rPr>
+        <w:t xml:space="preserve">출처: (URL + 날짜)</w:t>
+      </w:r>
+    </w:p>
+    <w:p>
+      <w:pPr>
+        <w:spacing w:after="40" w:before="40"/>
+      </w:pPr>
+      <w:r>
+        <w:t xml:space="preserve"/>
+      </w:r>
+    </w:p>
+    <w:p>
+      <w:pPr>
+        <w:pStyle w:val="Heading2"/>
+        <w:spacing w:after="80" w:before="200"/>
+      </w:pPr>
+      <w:r>
+        <w:rPr>
+          <w:rFonts w:ascii="Arial" w:cs="Arial" w:eastAsia="Arial" w:hAnsi="Arial"/>
+          <w:b/>
+          <w:bCs/>
+          <w:color w:val="2E75B6"/>
+          <w:sz w:val="24"/>
+          <w:szCs w:val="24"/>
+        </w:rPr>
+        <w:t xml:space="preserve">3-5. 접근성(a11y) + AI 챗봇</w:t>
+      </w:r>
+    </w:p>
+    <w:p>
+      <w:pPr>
+        <w:pStyle w:val="ListParagraph"/>
+        <w:numPr>
+          <w:ilvl w:val="0"/>
+          <w:numId w:val="2"/>
+        </w:numPr>
+        <w:spacing w:after="40" w:before="40"/>
+      </w:pPr>
+      <w:r>
+        <w:rPr>
+          <w:rFonts w:ascii="Arial" w:cs="Arial" w:eastAsia="Arial" w:hAnsi="Arial"/>
+          <w:sz w:val="20"/>
+          <w:szCs w:val="20"/>
+        </w:rPr>
+        <w:t xml:space="preserve">개념: 공공기관 서비스는 한국형 웹 콘텐츠 접근성 지침(KWCAG) 의무 준수</w:t>
+      </w:r>
+    </w:p>
+    <w:p>
+      <w:pPr>
+        <w:pStyle w:val="ListParagraph"/>
+        <w:numPr>
+          <w:ilvl w:val="0"/>
+          <w:numId w:val="2"/>
+        </w:numPr>
+        <w:spacing w:after="40" w:before="40"/>
+      </w:pPr>
+      <w:r>
+        <w:rPr>
+          <w:rFonts w:ascii="Arial" w:cs="Arial" w:eastAsia="Arial" w:hAnsi="Arial"/>
+          <w:sz w:val="20"/>
+          <w:szCs w:val="20"/>
+        </w:rPr>
+        <w:t xml:space="preserve">AI 챗봇 a11y: ARIA role='log' + aria-live='polite'로 스트리밍 응답을 스크린 리더에 실시간 전달</w:t>
+      </w:r>
+    </w:p>
+    <w:p>
+      <w:pPr>
+        <w:pStyle w:val="ListParagraph"/>
+        <w:numPr>
+          <w:ilvl w:val="0"/>
+          <w:numId w:val="2"/>
+        </w:numPr>
+        <w:spacing w:after="40" w:before="40"/>
+      </w:pPr>
+      <w:r>
+        <w:rPr>
+          <w:rFonts w:ascii="Arial" w:cs="Arial" w:eastAsia="Arial" w:hAnsi="Arial"/>
+          <w:sz w:val="20"/>
+          <w:szCs w:val="20"/>
+        </w:rPr>
+        <w:t xml:space="preserve">시도 연결: 강사 최고 평가 받은 접근성 구현 경험 — 동일한 패턴을 AI 챗봇에 적용</w:t>
+      </w:r>
+    </w:p>
+    <w:p>
+      <w:pPr>
+        <w:pStyle w:val="ListParagraph"/>
+        <w:numPr>
+          <w:ilvl w:val="0"/>
+          <w:numId w:val="2"/>
+        </w:numPr>
+        <w:spacing w:after="40" w:before="40"/>
+      </w:pPr>
+      <w:r>
+        <w:rPr>
+          <w:rFonts w:ascii="Arial" w:cs="Arial" w:eastAsia="Arial" w:hAnsi="Arial"/>
+          <w:sz w:val="20"/>
+          <w:szCs w:val="20"/>
+        </w:rPr>
+        <w:t xml:space="preserve">출처: (URL + 날짜)</w:t>
+      </w:r>
+    </w:p>
+    <w:p>
+      <w:pPr>
+        <w:spacing w:after="40" w:before="40"/>
+      </w:pPr>
+      <w:r>
+        <w:t xml:space="preserve"/>
+      </w:r>
+    </w:p>
+    <w:p>
+      <w:pPr>
+        <w:pStyle w:val="Heading1"/>
+        <w:pBdr>
+          <w:bottom w:val="single" w:color="2E75B6" w:sz="4" w:space="1"/>
+        </w:pBdr>
+        <w:spacing w:after="120" w:before="280"/>
+      </w:pPr>
+      <w:r>
+        <w:rPr>
+          <w:rFonts w:ascii="Arial" w:cs="Arial" w:eastAsia="Arial" w:hAnsi="Arial"/>
+          <w:b/>
+          <w:bCs/>
+          <w:color w:val="1F3864"/>
+          <w:sz w:val="28"/>
+          <w:szCs w:val="28"/>
+        </w:rPr>
+        <w:t xml:space="preserve">4. 내일(W2D2) 젠스파크 검색 질문 5개</w:t>
+      </w:r>
+    </w:p>
+    <w:p>
+      <w:pPr>
+        <w:pStyle w:val="ListParagraph"/>
+        <w:numPr>
+          <w:ilvl w:val="0"/>
+          <w:numId w:val="2"/>
+        </w:numPr>
+        <w:spacing w:after="40" w:before="40"/>
+      </w:pPr>
+      <w:r>
+        <w:rPr>
+          <w:rFonts w:ascii="Arial" w:cs="Arial" w:eastAsia="Arial" w:hAnsi="Arial"/>
+          <w:sz w:val="20"/>
+          <w:szCs w:val="20"/>
+        </w:rPr>
+        <w:t xml:space="preserve">'AI 챗봇 UI 디자인 패턴 사례 2025 — 스트리밍 응답 UX'</w:t>
+      </w:r>
+    </w:p>
+    <w:p>
+      <w:pPr>
+        <w:pStyle w:val="ListParagraph"/>
+        <w:numPr>
+          <w:ilvl w:val="0"/>
+          <w:numId w:val="2"/>
+        </w:numPr>
+        <w:spacing w:after="40" w:before="40"/>
+      </w:pPr>
+      <w:r>
+        <w:rPr>
+          <w:rFonts w:ascii="Arial" w:cs="Arial" w:eastAsia="Arial" w:hAnsi="Arial"/>
+          <w:sz w:val="20"/>
+          <w:szCs w:val="20"/>
+        </w:rPr>
+        <w:t xml:space="preserve">'Next.js ReadableStream LLM 스트리밍 구현 예제'</w:t>
+      </w:r>
+    </w:p>
+    <w:p>
+      <w:pPr>
+        <w:pStyle w:val="ListParagraph"/>
+        <w:numPr>
+          <w:ilvl w:val="0"/>
+          <w:numId w:val="2"/>
+        </w:numPr>
+        <w:spacing w:after="40" w:before="40"/>
+      </w:pPr>
+      <w:r>
+        <w:rPr>
+          <w:rFonts w:ascii="Arial" w:cs="Arial" w:eastAsia="Arial" w:hAnsi="Arial"/>
+          <w:sz w:val="20"/>
+          <w:szCs w:val="20"/>
+        </w:rPr>
+        <w:t xml:space="preserve">'Shadcn 챗봇 UI 컴포넌트 커스텀 사례'</w:t>
+      </w:r>
+    </w:p>
+    <w:p>
+      <w:pPr>
+        <w:pStyle w:val="ListParagraph"/>
+        <w:numPr>
+          <w:ilvl w:val="0"/>
+          <w:numId w:val="2"/>
+        </w:numPr>
+        <w:spacing w:after="40" w:before="40"/>
+      </w:pPr>
+      <w:r>
+        <w:rPr>
+          <w:rFonts w:ascii="Arial" w:cs="Arial" w:eastAsia="Arial" w:hAnsi="Arial"/>
+          <w:sz w:val="20"/>
+          <w:szCs w:val="20"/>
+        </w:rPr>
+        <w:t xml:space="preserve">'공공기관 AI 서비스 접근성 구현 사례 Korea'</w:t>
+      </w:r>
+    </w:p>
+    <w:p>
+      <w:pPr>
+        <w:pStyle w:val="ListParagraph"/>
+        <w:numPr>
+          <w:ilvl w:val="0"/>
+          <w:numId w:val="2"/>
+        </w:numPr>
+        <w:spacing w:after="40" w:before="40"/>
+      </w:pPr>
+      <w:r>
+        <w:rPr>
+          <w:rFonts w:ascii="Arial" w:cs="Arial" w:eastAsia="Arial" w:hAnsi="Arial"/>
+          <w:sz w:val="20"/>
+          <w:szCs w:val="20"/>
+        </w:rPr>
+        <w:t xml:space="preserve">'모바일 AI UX 최적화 React Native 사례'</w:t>
+      </w:r>
+    </w:p>
+    <w:p>
+      <w:pPr>
+        <w:spacing w:after="40" w:before="40"/>
+      </w:pPr>
+      <w:r>
+        <w:t xml:space="preserve"/>
+      </w:r>
+    </w:p>
+    <w:p>
+      <w:pPr>
+        <w:pStyle w:val="Heading1"/>
+        <w:pBdr>
+          <w:bottom w:val="single" w:color="2E75B6" w:sz="4" w:space="1"/>
+        </w:pBdr>
+        <w:spacing w:after="120" w:before="280"/>
+      </w:pPr>
+      <w:r>
+        <w:rPr>
+          <w:rFonts w:ascii="Arial" w:cs="Arial" w:eastAsia="Arial" w:hAnsi="Arial"/>
+          <w:b/>
+          <w:bCs/>
+          <w:color w:val="1F3864"/>
+          <w:sz w:val="28"/>
+          <w:szCs w:val="28"/>
+        </w:rPr>
+        <w:t xml:space="preserve">5. Claude Cowork 요약 테스트</w:t>
+      </w:r>
+    </w:p>
+    <w:p>
+      <w:pPr>
+        <w:spacing w:after="60" w:before="60"/>
+      </w:pPr>
       <w:r>
         <w:rPr>
           <w:rFonts w:ascii="Arial" w:cs="Arial" w:eastAsia="Arial" w:hAnsi="Arial"/>
@@ -909,29 +1685,16 @@
           <w:i w:val="false"/>
           <w:iCs w:val="false"/>
           <w:color w:val="000000"/>
-          <w:sz w:val="22"/>
-          <w:szCs w:val="22"/>
-        </w:rPr>
-        <w:t xml:space="preserve">LLM이 답변 생성 시 외부 문서(벡터 DB)를 실시간으로 참조하는 패턴</w:t>
-      </w:r>
-    </w:p>
-    <w:p>
-      <w:pPr>
-        <w:spacing w:after="60"/>
-      </w:pPr>
-      <w:r>
-        <w:rPr>
-          <w:rFonts w:ascii="Arial" w:cs="Arial" w:eastAsia="Arial" w:hAnsi="Arial"/>
-          <w:b/>
-          <w:bCs/>
-          <w:i w:val="false"/>
-          <w:iCs w:val="false"/>
-          <w:color w:val="000000"/>
-          <w:sz w:val="22"/>
-          <w:szCs w:val="22"/>
-        </w:rPr>
-        <w:t xml:space="preserve">공공 적용: </w:t>
-      </w:r>
+          <w:sz w:val="20"/>
+          <w:szCs w:val="20"/>
+        </w:rPr>
+        <w:t xml:space="preserve">입력: (Sparkpage 본문 또는 발췌 붙여넣기)</w:t>
+      </w:r>
+    </w:p>
+    <w:p>
+      <w:pPr>
+        <w:spacing w:after="60" w:before="60"/>
+      </w:pPr>
       <w:r>
         <w:rPr>
           <w:rFonts w:ascii="Arial" w:cs="Arial" w:eastAsia="Arial" w:hAnsi="Arial"/>
@@ -940,29 +1703,16 @@
           <w:i w:val="false"/>
           <w:iCs w:val="false"/>
           <w:color w:val="000000"/>
-          <w:sz w:val="22"/>
-          <w:szCs w:val="22"/>
-        </w:rPr>
-        <w:t xml:space="preserve">법령·고시·민원 FAQ를 벡터화 → 챗봇이 근거 문서 포함해 답변</w:t>
-      </w:r>
-    </w:p>
-    <w:p>
-      <w:pPr>
-        <w:spacing w:after="60"/>
-      </w:pPr>
-      <w:r>
-        <w:rPr>
-          <w:rFonts w:ascii="Arial" w:cs="Arial" w:eastAsia="Arial" w:hAnsi="Arial"/>
-          <w:b/>
-          <w:bCs/>
-          <w:i w:val="false"/>
-          <w:iCs w:val="false"/>
-          <w:color w:val="000000"/>
-          <w:sz w:val="22"/>
-          <w:szCs w:val="22"/>
-        </w:rPr>
-        <w:t xml:space="preserve">출처: </w:t>
-      </w:r>
+          <w:sz w:val="20"/>
+          <w:szCs w:val="20"/>
+        </w:rPr>
+        <w:t xml:space="preserve">프롬프트: '이 문서에서 프론트엔드·UX 관점으로 핵심 내용을 7개 불릿으로 정리하고, 각 불릿에 Shadcn/ui 또는 Next.js 구현 아이디어를 한 줄로 추가해줘.'</w:t>
+      </w:r>
+    </w:p>
+    <w:p>
+      <w:pPr>
+        <w:spacing w:after="60" w:before="60"/>
+      </w:pPr>
       <w:r>
         <w:rPr>
           <w:rFonts w:ascii="Arial" w:cs="Arial" w:eastAsia="Arial" w:hAnsi="Arial"/>
@@ -971,29 +1721,16 @@
           <w:i w:val="false"/>
           <w:iCs w:val="false"/>
           <w:color w:val="000000"/>
-          <w:sz w:val="22"/>
-          <w:szCs w:val="22"/>
-        </w:rPr>
-        <w:t xml:space="preserve">(오늘 찾은 논문·블로그 URL + 날짜)</w:t>
-      </w:r>
-    </w:p>
-    <w:p>
-      <w:pPr>
-        <w:spacing w:after="60"/>
-      </w:pPr>
-      <w:r>
-        <w:rPr>
-          <w:rFonts w:ascii="Arial" w:cs="Arial" w:eastAsia="Arial" w:hAnsi="Arial"/>
-          <w:b/>
-          <w:bCs/>
-          <w:i w:val="false"/>
-          <w:iCs w:val="false"/>
-          <w:color w:val="000000"/>
-          <w:sz w:val="22"/>
-          <w:szCs w:val="22"/>
-        </w:rPr>
-        <w:t xml:space="preserve">추가 탐색 필요: </w:t>
-      </w:r>
+          <w:sz w:val="20"/>
+          <w:szCs w:val="20"/>
+        </w:rPr>
+        <w:t xml:space="preserve">결과 요약: </w:t>
+      </w:r>
+    </w:p>
+    <w:p>
+      <w:pPr>
+        <w:spacing w:after="60" w:before="60"/>
+      </w:pPr>
       <w:r>
         <w:rPr>
           <w:rFonts w:ascii="Arial" w:cs="Arial" w:eastAsia="Arial" w:hAnsi="Arial"/>
@@ -1002,50 +1739,16 @@
           <w:i w:val="false"/>
           <w:iCs w:val="false"/>
           <w:color w:val="000000"/>
-          <w:sz w:val="22"/>
-          <w:szCs w:val="22"/>
-        </w:rPr>
-        <w:t xml:space="preserve">검색 정확도(리콜) 높이는 청킹 전략</w:t>
-      </w:r>
-    </w:p>
-    <w:p>
-      <w:pPr>
-        <w:spacing w:after="100"/>
-      </w:pPr>
-    </w:p>
-    <w:p>
-      <w:pPr>
-        <w:pStyle w:val="Heading3"/>
-        <w:spacing w:after="60" w:before="140"/>
-      </w:pPr>
-      <w:r>
-        <w:rPr>
-          <w:rFonts w:ascii="Arial" w:cs="Arial" w:eastAsia="Arial" w:hAnsi="Arial"/>
-          <w:b/>
-          <w:bCs/>
-          <w:sz w:val="24"/>
-          <w:szCs w:val="24"/>
-        </w:rPr>
-        <w:t xml:space="preserve">3-2. AI 에이전트</w:t>
-      </w:r>
-    </w:p>
-    <w:p>
-      <w:pPr>
-        <w:spacing w:after="60"/>
-      </w:pPr>
-      <w:r>
-        <w:rPr>
-          <w:rFonts w:ascii="Arial" w:cs="Arial" w:eastAsia="Arial" w:hAnsi="Arial"/>
-          <w:b/>
-          <w:bCs/>
-          <w:i w:val="false"/>
-          <w:iCs w:val="false"/>
-          <w:color w:val="000000"/>
-          <w:sz w:val="22"/>
-          <w:szCs w:val="22"/>
-        </w:rPr>
-        <w:t xml:space="preserve">개념: </w:t>
-      </w:r>
+          <w:sz w:val="20"/>
+          <w:szCs w:val="20"/>
+        </w:rPr>
+        <w:t xml:space="preserve">1. </w:t>
+      </w:r>
+    </w:p>
+    <w:p>
+      <w:pPr>
+        <w:spacing w:after="60" w:before="60"/>
+      </w:pPr>
       <w:r>
         <w:rPr>
           <w:rFonts w:ascii="Arial" w:cs="Arial" w:eastAsia="Arial" w:hAnsi="Arial"/>
@@ -1054,29 +1757,16 @@
           <w:i w:val="false"/>
           <w:iCs w:val="false"/>
           <w:color w:val="000000"/>
-          <w:sz w:val="22"/>
-          <w:szCs w:val="22"/>
-        </w:rPr>
-        <w:t xml:space="preserve">LLM이 툴(API·파일·브라우저)을 호출해 다단계 작업을 수행</w:t>
-      </w:r>
-    </w:p>
-    <w:p>
-      <w:pPr>
-        <w:spacing w:after="60"/>
-      </w:pPr>
-      <w:r>
-        <w:rPr>
-          <w:rFonts w:ascii="Arial" w:cs="Arial" w:eastAsia="Arial" w:hAnsi="Arial"/>
-          <w:b/>
-          <w:bCs/>
-          <w:i w:val="false"/>
-          <w:iCs w:val="false"/>
-          <w:color w:val="000000"/>
-          <w:sz w:val="22"/>
-          <w:szCs w:val="22"/>
-        </w:rPr>
-        <w:t xml:space="preserve">실습 연결: </w:t>
-      </w:r>
+          <w:sz w:val="20"/>
+          <w:szCs w:val="20"/>
+        </w:rPr>
+        <w:t xml:space="preserve">2. </w:t>
+      </w:r>
+    </w:p>
+    <w:p>
+      <w:pPr>
+        <w:spacing w:after="60" w:before="60"/>
+      </w:pPr>
       <w:r>
         <w:rPr>
           <w:rFonts w:ascii="Arial" w:cs="Arial" w:eastAsia="Arial" w:hAnsi="Arial"/>
@@ -1085,29 +1775,16 @@
           <w:i w:val="false"/>
           <w:iCs w:val="false"/>
           <w:color w:val="000000"/>
-          <w:sz w:val="22"/>
-          <w:szCs w:val="22"/>
-        </w:rPr>
-        <w:t xml:space="preserve">W1D2 Cowork·Cursor Agent 체험과 동일 패턴</w:t>
-      </w:r>
-    </w:p>
-    <w:p>
-      <w:pPr>
-        <w:spacing w:after="60"/>
-      </w:pPr>
-      <w:r>
-        <w:rPr>
-          <w:rFonts w:ascii="Arial" w:cs="Arial" w:eastAsia="Arial" w:hAnsi="Arial"/>
-          <w:b/>
-          <w:bCs/>
-          <w:i w:val="false"/>
-          <w:iCs w:val="false"/>
-          <w:color w:val="000000"/>
-          <w:sz w:val="22"/>
-          <w:szCs w:val="22"/>
-        </w:rPr>
-        <w:t xml:space="preserve">공공 적용: </w:t>
-      </w:r>
+          <w:sz w:val="20"/>
+          <w:szCs w:val="20"/>
+        </w:rPr>
+        <w:t xml:space="preserve">3. </w:t>
+      </w:r>
+    </w:p>
+    <w:p>
+      <w:pPr>
+        <w:spacing w:after="60" w:before="60"/>
+      </w:pPr>
       <w:r>
         <w:rPr>
           <w:rFonts w:ascii="Arial" w:cs="Arial" w:eastAsia="Arial" w:hAnsi="Arial"/>
@@ -1116,50 +1793,44 @@
           <w:i w:val="false"/>
           <w:iCs w:val="false"/>
           <w:color w:val="000000"/>
-          <w:sz w:val="22"/>
-          <w:szCs w:val="22"/>
-        </w:rPr>
-        <w:t xml:space="preserve">보고서 자동 생성, 데이터 수집·요약 자동화</w:t>
-      </w:r>
-    </w:p>
-    <w:p>
-      <w:pPr>
-        <w:spacing w:after="100"/>
-      </w:pPr>
-    </w:p>
-    <w:p>
-      <w:pPr>
-        <w:pStyle w:val="Heading3"/>
-        <w:spacing w:after="60" w:before="140"/>
+          <w:sz w:val="20"/>
+          <w:szCs w:val="20"/>
+        </w:rPr>
+        <w:t xml:space="preserve">환각 여부: 없음 / 있음 → (있으면 원문 URL과 함께 기록)</w:t>
+      </w:r>
+    </w:p>
+    <w:p>
+      <w:pPr>
+        <w:spacing w:after="40" w:before="40"/>
+      </w:pPr>
+      <w:r>
+        <w:t xml:space="preserve"/>
+      </w:r>
+    </w:p>
+    <w:p>
+      <w:pPr>
+        <w:pStyle w:val="Heading1"/>
+        <w:pBdr>
+          <w:bottom w:val="single" w:color="2E75B6" w:sz="4" w:space="1"/>
+        </w:pBdr>
+        <w:spacing w:after="120" w:before="280"/>
       </w:pPr>
       <w:r>
         <w:rPr>
           <w:rFonts w:ascii="Arial" w:cs="Arial" w:eastAsia="Arial" w:hAnsi="Arial"/>
           <w:b/>
           <w:bCs/>
-          <w:sz w:val="24"/>
-          <w:szCs w:val="24"/>
-        </w:rPr>
-        <w:t xml:space="preserve">3-3. 멀티모달</w:t>
-      </w:r>
-    </w:p>
-    <w:p>
-      <w:pPr>
-        <w:spacing w:after="60"/>
-      </w:pPr>
-      <w:r>
-        <w:rPr>
-          <w:rFonts w:ascii="Arial" w:cs="Arial" w:eastAsia="Arial" w:hAnsi="Arial"/>
-          <w:b/>
-          <w:bCs/>
-          <w:i w:val="false"/>
-          <w:iCs w:val="false"/>
-          <w:color w:val="000000"/>
-          <w:sz w:val="22"/>
-          <w:szCs w:val="22"/>
-        </w:rPr>
-        <w:t xml:space="preserve">개념: </w:t>
-      </w:r>
+          <w:color w:val="1F3864"/>
+          <w:sz w:val="28"/>
+          <w:szCs w:val="28"/>
+        </w:rPr>
+        <w:t xml:space="preserve">6. UI 스케치 아이디어 (메모)</w:t>
+      </w:r>
+    </w:p>
+    <w:p>
+      <w:pPr>
+        <w:spacing w:after="60" w:before="60"/>
+      </w:pPr>
       <w:r>
         <w:rPr>
           <w:rFonts w:ascii="Arial" w:cs="Arial" w:eastAsia="Arial" w:hAnsi="Arial"/>
@@ -1168,29 +1839,16 @@
           <w:i w:val="false"/>
           <w:iCs w:val="false"/>
           <w:color w:val="000000"/>
-          <w:sz w:val="22"/>
-          <w:szCs w:val="22"/>
-        </w:rPr>
-        <w:t xml:space="preserve">텍스트 외 이미지·표·PDF를 직접 입력해 분석</w:t>
-      </w:r>
-    </w:p>
-    <w:p>
-      <w:pPr>
-        <w:spacing w:after="60"/>
-      </w:pPr>
-      <w:r>
-        <w:rPr>
-          <w:rFonts w:ascii="Arial" w:cs="Arial" w:eastAsia="Arial" w:hAnsi="Arial"/>
-          <w:b/>
-          <w:bCs/>
-          <w:i w:val="false"/>
-          <w:iCs w:val="false"/>
-          <w:color w:val="000000"/>
-          <w:sz w:val="22"/>
-          <w:szCs w:val="22"/>
-        </w:rPr>
-        <w:t xml:space="preserve">공공 적용: </w:t>
-      </w:r>
+          <w:sz w:val="20"/>
+          <w:szCs w:val="20"/>
+        </w:rPr>
+        <w:t xml:space="preserve">오늘 발견한 AI UI 패턴 중 바로 구현하고 싶은 것의 컴포넌트 구조를 아래 빈칸에 스케치해보세요.</w:t>
+      </w:r>
+    </w:p>
+    <w:p>
+      <w:pPr>
+        <w:spacing w:after="60" w:before="60"/>
+      </w:pPr>
       <w:r>
         <w:rPr>
           <w:rFonts w:ascii="Arial" w:cs="Arial" w:eastAsia="Arial" w:hAnsi="Arial"/>
@@ -1199,50 +1857,16 @@
           <w:i w:val="false"/>
           <w:iCs w:val="false"/>
           <w:color w:val="000000"/>
-          <w:sz w:val="22"/>
-          <w:szCs w:val="22"/>
-        </w:rPr>
-        <w:t xml:space="preserve">스캔 서식 OCR + 내용 추출, 지도 이미지 포함 보고서 분석</w:t>
-      </w:r>
-    </w:p>
-    <w:p>
-      <w:pPr>
-        <w:spacing w:after="100"/>
-      </w:pPr>
-    </w:p>
-    <w:p>
-      <w:pPr>
-        <w:pStyle w:val="Heading3"/>
-        <w:spacing w:after="60" w:before="140"/>
-      </w:pPr>
-      <w:r>
-        <w:rPr>
-          <w:rFonts w:ascii="Arial" w:cs="Arial" w:eastAsia="Arial" w:hAnsi="Arial"/>
-          <w:b/>
-          <w:bCs/>
-          <w:sz w:val="24"/>
-          <w:szCs w:val="24"/>
-        </w:rPr>
-        <w:t xml:space="preserve">3-4. LLM 비용·속도 최적화</w:t>
-      </w:r>
-    </w:p>
-    <w:p>
-      <w:pPr>
-        <w:spacing w:after="60"/>
-      </w:pPr>
-      <w:r>
-        <w:rPr>
-          <w:rFonts w:ascii="Arial" w:cs="Arial" w:eastAsia="Arial" w:hAnsi="Arial"/>
-          <w:b/>
-          <w:bCs/>
-          <w:i w:val="false"/>
-          <w:iCs w:val="false"/>
-          <w:color w:val="000000"/>
-          <w:sz w:val="22"/>
-          <w:szCs w:val="22"/>
-        </w:rPr>
-        <w:t xml:space="preserve">개념: </w:t>
-      </w:r>
+          <w:sz w:val="20"/>
+          <w:szCs w:val="20"/>
+        </w:rPr>
+        <w:t xml:space="preserve">예: RAG 챗봇 = [Input] → [SubmitButton] → [LoadingSkeleton] → [StreamingText + SourceBadge]</w:t>
+      </w:r>
+    </w:p>
+    <w:p>
+      <w:pPr>
+        <w:spacing w:after="60" w:before="60"/>
+      </w:pPr>
       <w:r>
         <w:rPr>
           <w:rFonts w:ascii="Arial" w:cs="Arial" w:eastAsia="Arial" w:hAnsi="Arial"/>
@@ -1251,29 +1875,16 @@
           <w:i w:val="false"/>
           <w:iCs w:val="false"/>
           <w:color w:val="000000"/>
-          <w:sz w:val="22"/>
-          <w:szCs w:val="22"/>
-        </w:rPr>
-        <w:t xml:space="preserve">소형 모델(Haiku·Flash 계열) + 프롬프트 캐싱으로 API 비용 절감</w:t>
-      </w:r>
-    </w:p>
-    <w:p>
-      <w:pPr>
-        <w:spacing w:after="60"/>
-      </w:pPr>
-      <w:r>
-        <w:rPr>
-          <w:rFonts w:ascii="Arial" w:cs="Arial" w:eastAsia="Arial" w:hAnsi="Arial"/>
-          <w:b/>
-          <w:bCs/>
-          <w:i w:val="false"/>
-          <w:iCs w:val="false"/>
-          <w:color w:val="000000"/>
-          <w:sz w:val="22"/>
-          <w:szCs w:val="22"/>
-        </w:rPr>
-        <w:t xml:space="preserve">공공 적용: </w:t>
-      </w:r>
+          <w:sz w:val="20"/>
+          <w:szCs w:val="20"/>
+        </w:rPr>
+        <w:t xml:space="preserve"/>
+      </w:r>
+    </w:p>
+    <w:p>
+      <w:pPr>
+        <w:spacing w:after="60" w:before="60"/>
+      </w:pPr>
       <w:r>
         <w:rPr>
           <w:rFonts w:ascii="Arial" w:cs="Arial" w:eastAsia="Arial" w:hAnsi="Arial"/>
@@ -1282,50 +1893,16 @@
           <w:i w:val="false"/>
           <w:iCs w:val="false"/>
           <w:color w:val="000000"/>
-          <w:sz w:val="22"/>
-          <w:szCs w:val="22"/>
-        </w:rPr>
-        <w:t xml:space="preserve">예산 제약 기관에서 대규모 문서 처리 시 적용</w:t>
-      </w:r>
-    </w:p>
-    <w:p>
-      <w:pPr>
-        <w:spacing w:after="100"/>
-      </w:pPr>
-    </w:p>
-    <w:p>
-      <w:pPr>
-        <w:pStyle w:val="Heading3"/>
-        <w:spacing w:after="60" w:before="140"/>
-      </w:pPr>
-      <w:r>
-        <w:rPr>
-          <w:rFonts w:ascii="Arial" w:cs="Arial" w:eastAsia="Arial" w:hAnsi="Arial"/>
-          <w:b/>
-          <w:bCs/>
-          <w:sz w:val="24"/>
-          <w:szCs w:val="24"/>
-        </w:rPr>
-        <w:t xml:space="preserve">3-5. 프라이버시·온프레미스 배포</w:t>
-      </w:r>
-    </w:p>
-    <w:p>
-      <w:pPr>
-        <w:spacing w:after="60"/>
-      </w:pPr>
-      <w:r>
-        <w:rPr>
-          <w:rFonts w:ascii="Arial" w:cs="Arial" w:eastAsia="Arial" w:hAnsi="Arial"/>
-          <w:b/>
-          <w:bCs/>
-          <w:i w:val="false"/>
-          <w:iCs w:val="false"/>
-          <w:color w:val="000000"/>
-          <w:sz w:val="22"/>
-          <w:szCs w:val="22"/>
-        </w:rPr>
-        <w:t xml:space="preserve">개념: </w:t>
-      </w:r>
+          <w:sz w:val="20"/>
+          <w:szCs w:val="20"/>
+        </w:rPr>
+        <w:t xml:space="preserve">내 아이디어: __________________________________________________________________________</w:t>
+      </w:r>
+    </w:p>
+    <w:p>
+      <w:pPr>
+        <w:spacing w:after="60" w:before="60"/>
+      </w:pPr>
       <w:r>
         <w:rPr>
           <w:rFonts w:ascii="Arial" w:cs="Arial" w:eastAsia="Arial" w:hAnsi="Arial"/>
@@ -1334,29 +1911,16 @@
           <w:i w:val="false"/>
           <w:iCs w:val="false"/>
           <w:color w:val="000000"/>
-          <w:sz w:val="22"/>
-          <w:szCs w:val="22"/>
-        </w:rPr>
-        <w:t xml:space="preserve">외부 API 전송 없이 자체 서버 또는 VPC에서 LLM 운영</w:t>
-      </w:r>
-    </w:p>
-    <w:p>
-      <w:pPr>
-        <w:spacing w:after="60"/>
-      </w:pPr>
-      <w:r>
-        <w:rPr>
-          <w:rFonts w:ascii="Arial" w:cs="Arial" w:eastAsia="Arial" w:hAnsi="Arial"/>
-          <w:b/>
-          <w:bCs/>
-          <w:i w:val="false"/>
-          <w:iCs w:val="false"/>
-          <w:color w:val="000000"/>
-          <w:sz w:val="22"/>
-          <w:szCs w:val="22"/>
-        </w:rPr>
-        <w:t xml:space="preserve">공공 적용: </w:t>
-      </w:r>
+          <w:sz w:val="20"/>
+          <w:szCs w:val="20"/>
+        </w:rPr>
+        <w:t xml:space="preserve"/>
+      </w:r>
+    </w:p>
+    <w:p>
+      <w:pPr>
+        <w:spacing w:after="60" w:before="60"/>
+      </w:pPr>
       <w:r>
         <w:rPr>
           <w:rFonts w:ascii="Arial" w:cs="Arial" w:eastAsia="Arial" w:hAnsi="Arial"/>
@@ -1365,241 +1929,23 @@
           <w:i w:val="false"/>
           <w:iCs w:val="false"/>
           <w:color w:val="000000"/>
-          <w:sz w:val="22"/>
-          <w:szCs w:val="22"/>
-        </w:rPr>
-        <w:t xml:space="preserve">개인정보·기밀 문서 처리 기관의 필수 요건</w:t>
-      </w:r>
-    </w:p>
-    <w:p>
-      <w:pPr>
-        <w:spacing w:after="100"/>
-      </w:pPr>
-    </w:p>
-    <w:p>
-      <w:pPr>
-        <w:pStyle w:val="Heading2"/>
-        <w:spacing w:after="80" w:before="180"/>
-      </w:pPr>
-      <w:r>
-        <w:rPr>
-          <w:rFonts w:ascii="Arial" w:cs="Arial" w:eastAsia="Arial" w:hAnsi="Arial"/>
-          <w:b/>
-          <w:bCs/>
-          <w:color w:val="2E74B5"/>
-          <w:sz w:val="26"/>
-          <w:szCs w:val="26"/>
-        </w:rPr>
-        <w:t xml:space="preserve">4. 내일(W2D2) 젠스파크 검색 질문 5개</w:t>
-      </w:r>
-    </w:p>
-    <w:p>
-      <w:pPr>
-        <w:pStyle w:val="ListParagraph"/>
-        <w:numPr>
-          <w:ilvl w:val="0"/>
-          <w:numId w:val="2"/>
-        </w:numPr>
-        <w:spacing w:after="60"/>
-      </w:pPr>
-      <w:r>
-        <w:rPr>
-          <w:rFonts w:ascii="Arial" w:cs="Arial" w:eastAsia="Arial" w:hAnsi="Arial"/>
-          <w:b w:val="false"/>
-          <w:bCs w:val="false"/>
-          <w:i w:val="false"/>
-          <w:iCs w:val="false"/>
-          <w:color w:val="000000"/>
-          <w:sz w:val="22"/>
-          <w:szCs w:val="22"/>
-        </w:rPr>
-        <w:t xml:space="preserve">"2025~2026 공공기관 AI 도입 국내 사례"</w:t>
-      </w:r>
-    </w:p>
-    <w:p>
-      <w:pPr>
-        <w:pStyle w:val="ListParagraph"/>
-        <w:numPr>
-          <w:ilvl w:val="0"/>
-          <w:numId w:val="2"/>
-        </w:numPr>
-        <w:spacing w:after="60"/>
-      </w:pPr>
-      <w:r>
-        <w:rPr>
-          <w:rFonts w:ascii="Arial" w:cs="Arial" w:eastAsia="Arial" w:hAnsi="Arial"/>
-          <w:b w:val="false"/>
-          <w:bCs w:val="false"/>
-          <w:i w:val="false"/>
-          <w:iCs w:val="false"/>
-          <w:color w:val="000000"/>
-          <w:sz w:val="22"/>
-          <w:szCs w:val="22"/>
-        </w:rPr>
-        <w:t xml:space="preserve">"RAG 행정 문서 적용 사례 Korea"</w:t>
-      </w:r>
-    </w:p>
-    <w:p>
-      <w:pPr>
-        <w:pStyle w:val="ListParagraph"/>
-        <w:numPr>
-          <w:ilvl w:val="0"/>
-          <w:numId w:val="2"/>
-        </w:numPr>
-        <w:spacing w:after="60"/>
-      </w:pPr>
-      <w:r>
-        <w:rPr>
-          <w:rFonts w:ascii="Arial" w:cs="Arial" w:eastAsia="Arial" w:hAnsi="Arial"/>
-          <w:b w:val="false"/>
-          <w:bCs w:val="false"/>
-          <w:i w:val="false"/>
-          <w:iCs w:val="false"/>
-          <w:color w:val="000000"/>
-          <w:sz w:val="22"/>
-          <w:szCs w:val="22"/>
-        </w:rPr>
-        <w:t xml:space="preserve">"AI 에이전트 자동화 금융 제조 사례"</w:t>
-      </w:r>
-    </w:p>
-    <w:p>
-      <w:pPr>
-        <w:pStyle w:val="ListParagraph"/>
-        <w:numPr>
-          <w:ilvl w:val="0"/>
-          <w:numId w:val="2"/>
-        </w:numPr>
-        <w:spacing w:after="60"/>
-      </w:pPr>
-      <w:r>
-        <w:rPr>
-          <w:rFonts w:ascii="Arial" w:cs="Arial" w:eastAsia="Arial" w:hAnsi="Arial"/>
-          <w:b w:val="false"/>
-          <w:bCs w:val="false"/>
-          <w:i w:val="false"/>
-          <w:iCs w:val="false"/>
-          <w:color w:val="000000"/>
-          <w:sz w:val="22"/>
-          <w:szCs w:val="22"/>
-        </w:rPr>
-        <w:t xml:space="preserve">"LLM on-premise 배포 비용 비교"</w:t>
-      </w:r>
-    </w:p>
-    <w:p>
-      <w:pPr>
-        <w:pStyle w:val="ListParagraph"/>
-        <w:numPr>
-          <w:ilvl w:val="0"/>
-          <w:numId w:val="2"/>
-        </w:numPr>
-        <w:spacing w:after="60"/>
-      </w:pPr>
-      <w:r>
-        <w:rPr>
-          <w:rFonts w:ascii="Arial" w:cs="Arial" w:eastAsia="Arial" w:hAnsi="Arial"/>
-          <w:b w:val="false"/>
-          <w:bCs w:val="false"/>
-          <w:i w:val="false"/>
-          <w:iCs w:val="false"/>
-          <w:color w:val="000000"/>
-          <w:sz w:val="22"/>
-          <w:szCs w:val="22"/>
-        </w:rPr>
-        <w:t xml:space="preserve">"Gemini vs Claude 공공데이터 처리 비교"</w:t>
-      </w:r>
-    </w:p>
-    <w:p>
-      <w:pPr>
-        <w:spacing w:after="100"/>
-      </w:pPr>
-    </w:p>
-    <w:p>
-      <w:pPr>
-        <w:pStyle w:val="Heading2"/>
-        <w:spacing w:after="80" w:before="180"/>
-      </w:pPr>
-      <w:r>
-        <w:rPr>
-          <w:rFonts w:ascii="Arial" w:cs="Arial" w:eastAsia="Arial" w:hAnsi="Arial"/>
-          <w:b/>
-          <w:bCs/>
-          <w:color w:val="2E74B5"/>
-          <w:sz w:val="26"/>
-          <w:szCs w:val="26"/>
-        </w:rPr>
-        <w:t xml:space="preserve">5. Claude Cowork 요약 테스트 1건</w:t>
-      </w:r>
-    </w:p>
-    <w:p>
-      <w:pPr>
-        <w:spacing w:after="60"/>
-      </w:pPr>
-      <w:r>
-        <w:rPr>
-          <w:rFonts w:ascii="Arial" w:cs="Arial" w:eastAsia="Arial" w:hAnsi="Arial"/>
-          <w:b/>
-          <w:bCs/>
-          <w:i w:val="false"/>
-          <w:iCs w:val="false"/>
-          <w:color w:val="000000"/>
-          <w:sz w:val="22"/>
-          <w:szCs w:val="22"/>
-        </w:rPr>
-        <w:t xml:space="preserve">입력: </w:t>
-      </w:r>
-      <w:r>
-        <w:rPr>
-          <w:rFonts w:ascii="Arial" w:cs="Arial" w:eastAsia="Arial" w:hAnsi="Arial"/>
-          <w:b w:val="false"/>
-          <w:bCs w:val="false"/>
-          <w:i w:val="false"/>
-          <w:iCs w:val="false"/>
-          <w:color w:val="000000"/>
-          <w:sz w:val="22"/>
-          <w:szCs w:val="22"/>
-        </w:rPr>
-        <w:t xml:space="preserve">(공개 보도자료 URL 또는 텍스트 붙여넣기)</w:t>
-      </w:r>
-    </w:p>
-    <w:p>
-      <w:pPr>
-        <w:spacing w:after="60"/>
-      </w:pPr>
-      <w:r>
-        <w:rPr>
-          <w:rFonts w:ascii="Arial" w:cs="Arial" w:eastAsia="Arial" w:hAnsi="Arial"/>
-          <w:b/>
-          <w:bCs/>
-          <w:i w:val="false"/>
-          <w:iCs w:val="false"/>
-          <w:color w:val="000000"/>
-          <w:sz w:val="22"/>
-          <w:szCs w:val="22"/>
-        </w:rPr>
-        <w:t xml:space="preserve">환각 여부: </w:t>
-      </w:r>
-      <w:r>
-        <w:rPr>
-          <w:rFonts w:ascii="Arial" w:cs="Arial" w:eastAsia="Arial" w:hAnsi="Arial"/>
-          <w:b w:val="false"/>
-          <w:bCs w:val="false"/>
-          <w:i w:val="false"/>
-          <w:iCs w:val="false"/>
-          <w:color w:val="000000"/>
-          <w:sz w:val="22"/>
-          <w:szCs w:val="22"/>
-        </w:rPr>
-        <w:t xml:space="preserve">없음 / 있음 → (있으면 후속 질문 기록)</w:t>
-      </w:r>
-    </w:p>
-    <w:p>
-      <w:pPr>
-        <w:spacing w:after="100"/>
-      </w:pPr>
-    </w:p>
-    <w:p>
-      <w:pPr>
-        <w:spacing w:after="60"/>
+          <w:sz w:val="20"/>
+          <w:szCs w:val="20"/>
+        </w:rPr>
+        <w:t xml:space="preserve">컴포넌트 구조: __________________________________________________________________________</w:t>
+      </w:r>
+    </w:p>
+    <w:p>
+      <w:pPr>
+        <w:spacing w:after="40" w:before="40"/>
+      </w:pPr>
+      <w:r>
+        <w:t xml:space="preserve"/>
+      </w:r>
+    </w:p>
+    <w:p>
+      <w:pPr>
+        <w:spacing w:after="60" w:before="60"/>
       </w:pPr>
       <w:r>
         <w:rPr>
@@ -1608,16 +1954,18 @@
           <w:bCs w:val="false"/>
           <w:i/>
           <w:iCs/>
-          <w:color w:val="666666"/>
-          <w:sz w:val="22"/>
-          <w:szCs w:val="22"/>
-        </w:rPr>
-        <w:t xml:space="preserve">W2D1 산출물 예시 — exec_bullets_w2d1.docx와 함께 이번 주 리서치 세트를 구성합니다.</w:t>
+          <w:color w:val="888888"/>
+          <w:sz w:val="20"/>
+          <w:szCs w:val="20"/>
+        </w:rPr>
+        <w:t xml:space="preserve">W2D1 딥다이브 노트 — 프론트엔드·AI 통합 관점 | 윤서연</w:t>
       </w:r>
     </w:p>
     <w:sectPr>
-      <w:pgSz w:w="11906" w:h="16838" w:orient="portrait"/>
-      <w:pgMar w:top="1134" w:right="1134" w:bottom="1134" w:left="1134" w:header="708" w:footer="708" w:gutter="0"/>
+      <w:headerReference w:type="default" r:id="rId7"/>
+      <w:footerReference w:type="default" r:id="rId8"/>
+      <w:pgSz w:w="12240" w:h="15840" w:orient="portrait"/>
+      <w:pgMar w:top="1080" w:right="1080" w:bottom="1080" w:left="1080" w:header="708" w:footer="708" w:gutter="0"/>
       <w:pgNumType/>
       <w:docGrid w:linePitch="360"/>
     </w:sectPr>
@@ -1666,6 +2014,39 @@
 </w:endnotes>
 </file>
 
+<file path=word/footer1.xml><?xml version="1.0" encoding="utf-8"?>
+<w:ftr xmlns:wpc="http://schemas.microsoft.com/office/word/2010/wordprocessingCanvas" xmlns:mc="http://schemas.openxmlformats.org/markup-compatibility/2006" xmlns:o="urn:schemas-microsoft-com:office:office" xmlns:r="http://schemas.openxmlformats.org/officeDocument/2006/relationships" xmlns:m="http://schemas.openxmlformats.org/officeDocument/2006/math" xmlns:v="urn:schemas-microsoft-com:vml" xmlns:wp14="http://schemas.microsoft.com/office/word/2010/wordprocessingDrawing" xmlns:wp="http://schemas.openxmlformats.org/drawingml/2006/wordprocessingDrawing" xmlns:w10="urn:schemas-microsoft-com:office:word" xmlns:w="http://schemas.openxmlformats.org/wordprocessingml/2006/main" xmlns:w14="http://schemas.microsoft.com/office/word/2010/wordml" xmlns:w15="http://schemas.microsoft.com/office/word/2012/wordml" xmlns:wpg="http://schemas.microsoft.com/office/word/2010/wordprocessingGroup" xmlns:wpi="http://schemas.microsoft.com/office/word/2010/wordprocessingInk" xmlns:wne="http://schemas.microsoft.com/office/word/2006/wordml" xmlns:wps="http://schemas.microsoft.com/office/word/2010/wordprocessingShape">
+  <w:p>
+    <w:pPr>
+      <w:pBdr>
+        <w:top w:val="single" w:color="CCCCCC" w:sz="2" w:space="1"/>
+      </w:pBdr>
+    </w:pPr>
+    <w:r>
+      <w:rPr>
+        <w:rFonts w:ascii="Arial" w:cs="Arial" w:eastAsia="Arial" w:hAnsi="Arial"/>
+        <w:color w:val="888888"/>
+        <w:sz w:val="16"/>
+        <w:szCs w:val="16"/>
+      </w:rPr>
+      <w:t xml:space="preserve">W2D1 | 2026년 4월 20일 | 인턴 프로그램 — AI 업무 경험  </w:t>
+    </w:r>
+    <w:r>
+      <w:rPr>
+        <w:rFonts w:ascii="Arial" w:cs="Arial" w:eastAsia="Arial" w:hAnsi="Arial"/>
+        <w:color w:val="888888"/>
+        <w:sz w:val="16"/>
+        <w:szCs w:val="16"/>
+      </w:rPr>
+      <w:fldChar w:fldCharType="begin"/>
+      <w:instrText xml:space="preserve">PAGE</w:instrText>
+      <w:fldChar w:fldCharType="separate"/>
+      <w:fldChar w:fldCharType="end"/>
+    </w:r>
+  </w:p>
+</w:ftr>
+</file>
+
 <file path=word/footnotes.xml><?xml version="1.0" encoding="utf-8"?>
 <w:footnotes xmlns:wpc="http://schemas.microsoft.com/office/word/2010/wordprocessingCanvas" xmlns:mc="http://schemas.openxmlformats.org/markup-compatibility/2006" xmlns:o="urn:schemas-microsoft-com:office:office" xmlns:r="http://schemas.openxmlformats.org/officeDocument/2006/relationships" xmlns:m="http://schemas.openxmlformats.org/officeDocument/2006/math" xmlns:v="urn:schemas-microsoft-com:vml" xmlns:wp14="http://schemas.microsoft.com/office/word/2010/wordprocessingDrawing" xmlns:wp="http://schemas.openxmlformats.org/drawingml/2006/wordprocessingDrawing" xmlns:w10="urn:schemas-microsoft-com:office:word" xmlns:w="http://schemas.openxmlformats.org/wordprocessingml/2006/main" xmlns:w14="http://schemas.microsoft.com/office/word/2010/wordml" xmlns:w15="http://schemas.microsoft.com/office/word/2012/wordml" xmlns:wpg="http://schemas.microsoft.com/office/word/2010/wordprocessingGroup" xmlns:wpi="http://schemas.microsoft.com/office/word/2010/wordprocessingInk" xmlns:wne="http://schemas.microsoft.com/office/word/2006/wordml" xmlns:wps="http://schemas.microsoft.com/office/word/2010/wordprocessingShape" mc:Ignorable="w14 w15 wp14">
   <w:footnote w:type="separator" w:id="-1">
@@ -1701,6 +2082,29 @@
     </w:p>
   </w:footnote>
 </w:footnotes>
+</file>
+
+<file path=word/header1.xml><?xml version="1.0" encoding="utf-8"?>
+<w:hdr xmlns:wpc="http://schemas.microsoft.com/office/word/2010/wordprocessingCanvas" xmlns:mc="http://schemas.openxmlformats.org/markup-compatibility/2006" xmlns:o="urn:schemas-microsoft-com:office:office" xmlns:r="http://schemas.openxmlformats.org/officeDocument/2006/relationships" xmlns:m="http://schemas.openxmlformats.org/officeDocument/2006/math" xmlns:v="urn:schemas-microsoft-com:vml" xmlns:wp14="http://schemas.microsoft.com/office/word/2010/wordprocessingDrawing" xmlns:wp="http://schemas.openxmlformats.org/drawingml/2006/wordprocessingDrawing" xmlns:w10="urn:schemas-microsoft-com:office:word" xmlns:w="http://schemas.openxmlformats.org/wordprocessingml/2006/main" xmlns:w14="http://schemas.microsoft.com/office/word/2010/wordml" xmlns:w15="http://schemas.microsoft.com/office/word/2012/wordml" xmlns:wpg="http://schemas.microsoft.com/office/word/2010/wordprocessingGroup" xmlns:wpi="http://schemas.microsoft.com/office/word/2010/wordprocessingInk" xmlns:wne="http://schemas.microsoft.com/office/word/2006/wordml" xmlns:wps="http://schemas.microsoft.com/office/word/2010/wordprocessingShape" xmlns:cx="http://schemas.microsoft.com/office/drawing/2014/chartex" xmlns:cx1="http://schemas.microsoft.com/office/drawing/2015/9/8/chartex" xmlns:cx2="http://schemas.microsoft.com/office/drawing/2015/10/21/chartex" xmlns:cx3="http://schemas.microsoft.com/office/drawing/2016/5/9/chartex" xmlns:cx4="http://schemas.microsoft.com/office/drawing/2016/5/10/chartex" xmlns:cx5="http://schemas.microsoft.com/office/drawing/2016/5/11/chartex" xmlns:cx6="http://schemas.microsoft.com/office/drawing/2016/5/12/chartex" xmlns:cx7="http://schemas.microsoft.com/office/drawing/2016/5/13/chartex" xmlns:cx8="http://schemas.microsoft.com/office/drawing/2016/5/14/chartex" xmlns:w16cid="http://schemas.microsoft.com/office/word/2016/wordml/cid" xmlns:w16se="http://schemas.microsoft.com/office/word/2015/wordml/symex">
+  <w:p>
+    <w:pPr>
+      <w:pBdr>
+        <w:bottom w:val="single" w:color="2E75B6" w:sz="4" w:space="1"/>
+      </w:pBdr>
+    </w:pPr>
+    <w:r>
+      <w:rPr>
+        <w:rFonts w:ascii="Arial" w:cs="Arial" w:eastAsia="Arial" w:hAnsi="Arial"/>
+        <w:b/>
+        <w:bCs/>
+        <w:color w:val="2E75B6"/>
+        <w:sz w:val="20"/>
+        <w:szCs w:val="20"/>
+      </w:rPr>
+      <w:t xml:space="preserve">AI 트렌드 딥다이브 | 윤서연 | W2D1</w:t>
+    </w:r>
+  </w:p>
+</w:hdr>
 </file>
 
 <file path=word/numbering.xml><?xml version="1.0" encoding="utf-8"?>
@@ -1801,18 +2205,6 @@
       </w:pPr>
     </w:lvl>
   </w:abstractNum>
-  <w:abstractNum w:abstractNumId="3" w15:restartNumberingAfterBreak="0">
-    <w:multiLevelType w:val="hybridMultilevel"/>
-    <w:lvl w:ilvl="0" w15:tentative="1">
-      <w:start w:val="1"/>
-      <w:numFmt w:val="decimal"/>
-      <w:lvlText w:val="%1."/>
-      <w:lvlJc w:val="left"/>
-      <w:pPr>
-        <w:ind w:left="720" w:hanging="360"/>
-      </w:pPr>
-    </w:lvl>
-  </w:abstractNum>
   <w:num w:numId="1">
     <w:abstractNumId w:val="1"/>
     <w:lvlOverride w:ilvl="0">
@@ -1820,7 +2212,7 @@
     </w:lvlOverride>
   </w:num>
   <w:num w:numId="2">
-    <w:abstractNumId w:val="3"/>
+    <w:abstractNumId w:val="2"/>
     <w:lvlOverride w:ilvl="0">
       <w:startOverride w:val="1"/>
     </w:lvlOverride>
@@ -1834,8 +2226,8 @@
     <w:rPrDefault>
       <w:rPr>
         <w:rFonts w:ascii="Arial" w:cs="Arial" w:eastAsia="Arial" w:hAnsi="Arial"/>
-        <w:sz w:val="22"/>
-        <w:szCs w:val="22"/>
+        <w:sz w:val="20"/>
+        <w:szCs w:val="20"/>
       </w:rPr>
     </w:rPrDefault>
     <w:pPrDefault/>
@@ -2011,58 +2403,5 @@
       <w:szCs w:val="20"/>
     </w:rPr>
   </w:style>
-  <w:style w:type="paragraph" w:styleId="Heading1">
-    <w:name w:val="Heading 1"/>
-    <w:basedOn w:val="Normal"/>
-    <w:next w:val="Normal"/>
-    <w:qFormat/>
-    <w:pPr>
-      <w:spacing w:after="120" w:before="240"/>
-      <w:outlineLvl w:val="0"/>
-    </w:pPr>
-    <w:rPr>
-      <w:rFonts w:ascii="Arial" w:cs="Arial" w:eastAsia="Arial" w:hAnsi="Arial"/>
-      <w:b/>
-      <w:bCs/>
-      <w:color w:val="2E74B5"/>
-      <w:sz w:val="32"/>
-      <w:szCs w:val="32"/>
-    </w:rPr>
-  </w:style>
-  <w:style w:type="paragraph" w:styleId="Heading2">
-    <w:name w:val="Heading 2"/>
-    <w:basedOn w:val="Normal"/>
-    <w:next w:val="Normal"/>
-    <w:qFormat/>
-    <w:pPr>
-      <w:spacing w:after="80" w:before="180"/>
-      <w:outlineLvl w:val="1"/>
-    </w:pPr>
-    <w:rPr>
-      <w:rFonts w:ascii="Arial" w:cs="Arial" w:eastAsia="Arial" w:hAnsi="Arial"/>
-      <w:b/>
-      <w:bCs/>
-      <w:color w:val="2E74B5"/>
-      <w:sz w:val="26"/>
-      <w:szCs w:val="26"/>
-    </w:rPr>
-  </w:style>
-  <w:style w:type="paragraph" w:styleId="Heading3">
-    <w:name w:val="Heading 3"/>
-    <w:basedOn w:val="Normal"/>
-    <w:next w:val="Normal"/>
-    <w:qFormat/>
-    <w:pPr>
-      <w:spacing w:after="60" w:before="140"/>
-      <w:outlineLvl w:val="2"/>
-    </w:pPr>
-    <w:rPr>
-      <w:rFonts w:ascii="Arial" w:cs="Arial" w:eastAsia="Arial" w:hAnsi="Arial"/>
-      <w:b/>
-      <w:bCs/>
-      <w:sz w:val="24"/>
-      <w:szCs w:val="24"/>
-    </w:rPr>
-  </w:style>
 </w:styles>
 </file>